--- a/lab-m1l2-login-testplan-annotated.docx
+++ b/lab-m1l2-login-testplan-annotated.docx
@@ -2,6 +2,91 @@
 <file path=word/document.xml><?xml version="1.0" encoding="utf-8"?>
 <w:document xmlns:wpc="http://schemas.microsoft.com/office/word/2010/wordprocessingCanvas" xmlns:cx="http://schemas.microsoft.com/office/drawing/2014/chartex" xmlns:cx1="http://schemas.microsoft.com/office/drawing/2015/9/8/chartex" xmlns:cx2="http://schemas.microsoft.com/office/drawing/2015/10/21/chartex" xmlns:cx3="http://schemas.microsoft.com/office/drawing/2016/5/9/chartex" xmlns:cx4="http://schemas.microsoft.com/office/drawing/2016/5/10/chartex" xmlns:cx5="http://schemas.microsoft.com/office/drawing/2016/5/11/chartex" xmlns:cx6="http://schemas.microsoft.com/office/drawing/2016/5/12/chartex" xmlns:cx7="http://schemas.microsoft.com/office/drawing/2016/5/13/chartex" xmlns:cx8="http://schemas.microsoft.com/office/drawing/2016/5/14/chartex" xmlns:mc="http://schemas.openxmlformats.org/markup-compatibility/2006" xmlns:aink="http://schemas.microsoft.com/office/drawing/2016/ink" xmlns:am3d="http://schemas.microsoft.com/office/drawing/2017/model3d" xmlns:o="urn:schemas-microsoft-com:office:office" xmlns:r="http://schemas.openxmlformats.org/officeDocument/2006/relationships" xmlns:m="http://schemas.openxmlformats.org/officeDocument/2006/math" xmlns:v="urn:schemas-microsoft-com:vml" xmlns:wp14="http://schemas.microsoft.com/office/word/2010/wordprocessingDrawing" xmlns:wp="http://schemas.openxmlformats.org/drawingml/2006/wordprocessingDrawing" xmlns:w10="urn:schemas-microsoft-com:office:word" xmlns:w="http://schemas.openxmlformats.org/wordprocessingml/2006/main" xmlns:w14="http://schemas.microsoft.com/office/word/2010/wordml" xmlns:w15="http://schemas.microsoft.com/office/word/2012/wordml" xmlns:w16cid="http://schemas.microsoft.com/office/word/2016/wordml/cid" xmlns:w16se="http://schemas.microsoft.com/office/word/2015/wordml/symex" xmlns:wpg="http://schemas.microsoft.com/office/word/2010/wordprocessingGroup" xmlns:wpi="http://schemas.microsoft.com/office/word/2010/wordprocessingInk" xmlns:wne="http://schemas.microsoft.com/office/word/2006/wordml" xmlns:wps="http://schemas.microsoft.com/office/word/2010/wordprocessingShape" mc:Ignorable="w14 w15 w16se w16cid wp14">
   <w:body>
+    <w:p>
+      <w:pPr>
+        <w:rPr>
+          <w:rFonts w:ascii="Times New Roman" w:hAnsi="Times New Roman" w:cs="Times New Roman"/>
+          <w:b/>
+          <w:sz w:val="24"/>
+          <w:szCs w:val="24"/>
+        </w:rPr>
+      </w:pPr>
+      <w:r>
+        <w:rPr>
+          <w:rFonts w:ascii="Times New Roman" w:hAnsi="Times New Roman" w:cs="Times New Roman"/>
+          <w:b/>
+          <w:sz w:val="24"/>
+          <w:szCs w:val="24"/>
+        </w:rPr>
+        <w:t>Version 1.1</w:t>
+      </w:r>
+    </w:p>
+    <w:p>
+      <w:pPr>
+        <w:rPr>
+          <w:rFonts w:ascii="Times New Roman" w:hAnsi="Times New Roman" w:cs="Times New Roman"/>
+          <w:b/>
+          <w:sz w:val="24"/>
+          <w:szCs w:val="24"/>
+        </w:rPr>
+      </w:pPr>
+      <w:r>
+        <w:rPr>
+          <w:rFonts w:ascii="Times New Roman" w:hAnsi="Times New Roman" w:cs="Times New Roman"/>
+          <w:b/>
+          <w:bCs/>
+          <w:sz w:val="24"/>
+          <w:szCs w:val="24"/>
+        </w:rPr>
+        <w:t>Status:</w:t>
+      </w:r>
+      <w:r>
+        <w:rPr>
+          <w:rFonts w:ascii="Times New Roman" w:hAnsi="Times New Roman" w:cs="Times New Roman"/>
+          <w:b/>
+          <w:sz w:val="24"/>
+          <w:szCs w:val="24"/>
+        </w:rPr>
+        <w:t xml:space="preserve"> Audited and Security-Hardened</w:t>
+      </w:r>
+    </w:p>
+    <w:p>
+      <w:pPr>
+        <w:jc w:val="both"/>
+        <w:rPr>
+          <w:rFonts w:ascii="Times New Roman" w:hAnsi="Times New Roman" w:cs="Times New Roman"/>
+          <w:sz w:val="24"/>
+          <w:szCs w:val="24"/>
+        </w:rPr>
+      </w:pPr>
+      <w:r>
+        <w:rPr>
+          <w:rFonts w:ascii="Times New Roman" w:hAnsi="Times New Roman" w:cs="Times New Roman"/>
+          <w:b/>
+          <w:bCs/>
+          <w:sz w:val="24"/>
+          <w:szCs w:val="24"/>
+        </w:rPr>
+        <w:t>Description:</w:t>
+      </w:r>
+      <w:r>
+        <w:rPr>
+          <w:rFonts w:ascii="Times New Roman" w:hAnsi="Times New Roman" w:cs="Times New Roman"/>
+          <w:b/>
+          <w:sz w:val="24"/>
+          <w:szCs w:val="24"/>
+        </w:rPr>
+        <w:t xml:space="preserve"> </w:t>
+      </w:r>
+      <w:r>
+        <w:rPr>
+          <w:rFonts w:ascii="Times New Roman" w:hAnsi="Times New Roman" w:cs="Times New Roman"/>
+          <w:sz w:val="24"/>
+          <w:szCs w:val="24"/>
+        </w:rPr>
+        <w:t>This version reflects the transition from the baseline sample test plan to an enhanced version that includes critical security edge cases (SQL Injection) and account lifecycle validations (Expired Passwords).</w:t>
+      </w:r>
+    </w:p>
     <w:p>
       <w:pPr>
         <w:rPr>
@@ -31,19 +116,19 @@
         <w:tblLook w:val="04A0" w:firstRow="1" w:lastRow="0" w:firstColumn="1" w:lastColumn="0" w:noHBand="0" w:noVBand="1"/>
       </w:tblPr>
       <w:tblGrid>
-        <w:gridCol w:w="519"/>
-        <w:gridCol w:w="1140"/>
-        <w:gridCol w:w="963"/>
-        <w:gridCol w:w="1246"/>
-        <w:gridCol w:w="1281"/>
-        <w:gridCol w:w="1061"/>
+        <w:gridCol w:w="490"/>
         <w:gridCol w:w="1128"/>
+        <w:gridCol w:w="926"/>
+        <w:gridCol w:w="1164"/>
+        <w:gridCol w:w="1467"/>
+        <w:gridCol w:w="1344"/>
+        <w:gridCol w:w="1002"/>
         <w:gridCol w:w="768"/>
-        <w:gridCol w:w="1238"/>
+        <w:gridCol w:w="1055"/>
       </w:tblGrid>
       <w:tr>
         <w:trPr>
-          <w:trHeight w:val="315"/>
+          <w:trHeight w:val="477"/>
         </w:trPr>
         <w:tc>
           <w:tcPr>
@@ -375,6 +460,380 @@
                 <w:szCs w:val="20"/>
               </w:rPr>
               <w:t>Annotation / Note</w:t>
+            </w:r>
+          </w:p>
+        </w:tc>
+      </w:tr>
+      <w:tr>
+        <w:trPr>
+          <w:trHeight w:val="1152"/>
+        </w:trPr>
+        <w:tc>
+          <w:tcPr>
+            <w:tcW w:w="0" w:type="auto"/>
+            <w:tcBorders>
+              <w:top w:val="single" w:sz="6" w:space="0" w:color="CCCCCC"/>
+              <w:left w:val="single" w:sz="6" w:space="0" w:color="CCCCCC"/>
+              <w:bottom w:val="single" w:sz="6" w:space="0" w:color="CCCCCC"/>
+              <w:right w:val="single" w:sz="6" w:space="0" w:color="CCCCCC"/>
+            </w:tcBorders>
+            <w:tcMar>
+              <w:top w:w="30" w:type="dxa"/>
+              <w:left w:w="45" w:type="dxa"/>
+              <w:bottom w:w="30" w:type="dxa"/>
+              <w:right w:w="45" w:type="dxa"/>
+            </w:tcMar>
+            <w:vAlign w:val="bottom"/>
+            <w:hideMark/>
+          </w:tcPr>
+          <w:p>
+            <w:pPr>
+              <w:spacing w:after="0" w:line="240" w:lineRule="auto"/>
+              <w:rPr>
+                <w:rFonts w:ascii="Times New Roman" w:eastAsia="Times New Roman" w:hAnsi="Times New Roman" w:cs="Times New Roman"/>
+                <w:sz w:val="20"/>
+                <w:szCs w:val="20"/>
+              </w:rPr>
+            </w:pPr>
+            <w:r>
+              <w:rPr>
+                <w:rFonts w:ascii="Times New Roman" w:eastAsia="Times New Roman" w:hAnsi="Times New Roman" w:cs="Times New Roman"/>
+                <w:sz w:val="20"/>
+                <w:szCs w:val="20"/>
+              </w:rPr>
+              <w:t>TC-001</w:t>
+            </w:r>
+          </w:p>
+        </w:tc>
+        <w:tc>
+          <w:tcPr>
+            <w:tcW w:w="0" w:type="auto"/>
+            <w:tcBorders>
+              <w:top w:val="single" w:sz="6" w:space="0" w:color="CCCCCC"/>
+              <w:left w:val="single" w:sz="6" w:space="0" w:color="CCCCCC"/>
+              <w:bottom w:val="single" w:sz="6" w:space="0" w:color="CCCCCC"/>
+              <w:right w:val="single" w:sz="6" w:space="0" w:color="CCCCCC"/>
+            </w:tcBorders>
+            <w:tcMar>
+              <w:top w:w="30" w:type="dxa"/>
+              <w:left w:w="45" w:type="dxa"/>
+              <w:bottom w:w="30" w:type="dxa"/>
+              <w:right w:w="45" w:type="dxa"/>
+            </w:tcMar>
+            <w:vAlign w:val="bottom"/>
+            <w:hideMark/>
+          </w:tcPr>
+          <w:p>
+            <w:pPr>
+              <w:spacing w:after="0" w:line="240" w:lineRule="auto"/>
+              <w:rPr>
+                <w:rFonts w:ascii="Times New Roman" w:eastAsia="Times New Roman" w:hAnsi="Times New Roman" w:cs="Times New Roman"/>
+                <w:sz w:val="20"/>
+                <w:szCs w:val="20"/>
+              </w:rPr>
+            </w:pPr>
+            <w:r>
+              <w:rPr>
+                <w:rFonts w:ascii="Times New Roman" w:eastAsia="Times New Roman" w:hAnsi="Times New Roman" w:cs="Times New Roman"/>
+                <w:sz w:val="20"/>
+                <w:szCs w:val="20"/>
+              </w:rPr>
+              <w:t>REQ-001</w:t>
+            </w:r>
+          </w:p>
+        </w:tc>
+        <w:tc>
+          <w:tcPr>
+            <w:tcW w:w="0" w:type="auto"/>
+            <w:tcBorders>
+              <w:top w:val="single" w:sz="6" w:space="0" w:color="CCCCCC"/>
+              <w:left w:val="single" w:sz="6" w:space="0" w:color="CCCCCC"/>
+              <w:bottom w:val="single" w:sz="6" w:space="0" w:color="CCCCCC"/>
+              <w:right w:val="single" w:sz="6" w:space="0" w:color="CCCCCC"/>
+            </w:tcBorders>
+            <w:tcMar>
+              <w:top w:w="30" w:type="dxa"/>
+              <w:left w:w="45" w:type="dxa"/>
+              <w:bottom w:w="30" w:type="dxa"/>
+              <w:right w:w="45" w:type="dxa"/>
+            </w:tcMar>
+            <w:vAlign w:val="bottom"/>
+            <w:hideMark/>
+          </w:tcPr>
+          <w:p>
+            <w:pPr>
+              <w:spacing w:after="0" w:line="240" w:lineRule="auto"/>
+              <w:rPr>
+                <w:rFonts w:ascii="Times New Roman" w:eastAsia="Times New Roman" w:hAnsi="Times New Roman" w:cs="Times New Roman"/>
+                <w:sz w:val="20"/>
+                <w:szCs w:val="20"/>
+              </w:rPr>
+            </w:pPr>
+            <w:r>
+              <w:rPr>
+                <w:rFonts w:ascii="Times New Roman" w:eastAsia="Times New Roman" w:hAnsi="Times New Roman" w:cs="Times New Roman"/>
+                <w:sz w:val="20"/>
+                <w:szCs w:val="20"/>
+              </w:rPr>
+              <w:t>Valid login</w:t>
+            </w:r>
+          </w:p>
+        </w:tc>
+        <w:tc>
+          <w:tcPr>
+            <w:tcW w:w="0" w:type="auto"/>
+            <w:tcBorders>
+              <w:top w:val="single" w:sz="6" w:space="0" w:color="CCCCCC"/>
+              <w:left w:val="single" w:sz="6" w:space="0" w:color="CCCCCC"/>
+              <w:bottom w:val="single" w:sz="6" w:space="0" w:color="CCCCCC"/>
+              <w:right w:val="single" w:sz="6" w:space="0" w:color="CCCCCC"/>
+            </w:tcBorders>
+            <w:tcMar>
+              <w:top w:w="30" w:type="dxa"/>
+              <w:left w:w="45" w:type="dxa"/>
+              <w:bottom w:w="30" w:type="dxa"/>
+              <w:right w:w="45" w:type="dxa"/>
+            </w:tcMar>
+            <w:vAlign w:val="bottom"/>
+            <w:hideMark/>
+          </w:tcPr>
+          <w:p>
+            <w:pPr>
+              <w:spacing w:after="0" w:line="240" w:lineRule="auto"/>
+              <w:rPr>
+                <w:rFonts w:ascii="Times New Roman" w:eastAsia="Times New Roman" w:hAnsi="Times New Roman" w:cs="Times New Roman"/>
+                <w:sz w:val="20"/>
+                <w:szCs w:val="20"/>
+              </w:rPr>
+            </w:pPr>
+            <w:r>
+              <w:rPr>
+                <w:rFonts w:ascii="Times New Roman" w:eastAsia="Times New Roman" w:hAnsi="Times New Roman" w:cs="Times New Roman"/>
+                <w:sz w:val="20"/>
+                <w:szCs w:val="20"/>
+              </w:rPr>
+              <w:t>Verify success for valid credentials</w:t>
+            </w:r>
+          </w:p>
+        </w:tc>
+        <w:tc>
+          <w:tcPr>
+            <w:tcW w:w="0" w:type="auto"/>
+            <w:tcBorders>
+              <w:top w:val="single" w:sz="6" w:space="0" w:color="CCCCCC"/>
+              <w:left w:val="single" w:sz="6" w:space="0" w:color="CCCCCC"/>
+              <w:bottom w:val="single" w:sz="6" w:space="0" w:color="CCCCCC"/>
+              <w:right w:val="single" w:sz="6" w:space="0" w:color="CCCCCC"/>
+            </w:tcBorders>
+            <w:tcMar>
+              <w:top w:w="30" w:type="dxa"/>
+              <w:left w:w="45" w:type="dxa"/>
+              <w:bottom w:w="30" w:type="dxa"/>
+              <w:right w:w="45" w:type="dxa"/>
+            </w:tcMar>
+            <w:vAlign w:val="bottom"/>
+            <w:hideMark/>
+          </w:tcPr>
+          <w:p>
+            <w:pPr>
+              <w:spacing w:after="0" w:line="240" w:lineRule="auto"/>
+              <w:rPr>
+                <w:rFonts w:ascii="Times New Roman" w:eastAsia="Times New Roman" w:hAnsi="Times New Roman" w:cs="Times New Roman"/>
+                <w:sz w:val="20"/>
+                <w:szCs w:val="20"/>
+              </w:rPr>
+            </w:pPr>
+            <w:r>
+              <w:rPr>
+                <w:rFonts w:ascii="Times New Roman" w:eastAsia="Times New Roman" w:hAnsi="Times New Roman" w:cs="Times New Roman"/>
+                <w:sz w:val="20"/>
+                <w:szCs w:val="20"/>
+              </w:rPr>
+              <w:t>User has valid account</w:t>
+            </w:r>
+          </w:p>
+        </w:tc>
+        <w:tc>
+          <w:tcPr>
+            <w:tcW w:w="0" w:type="auto"/>
+            <w:tcBorders>
+              <w:top w:val="single" w:sz="6" w:space="0" w:color="CCCCCC"/>
+              <w:left w:val="single" w:sz="6" w:space="0" w:color="CCCCCC"/>
+              <w:bottom w:val="single" w:sz="6" w:space="0" w:color="CCCCCC"/>
+              <w:right w:val="single" w:sz="6" w:space="0" w:color="CCCCCC"/>
+            </w:tcBorders>
+            <w:tcMar>
+              <w:top w:w="30" w:type="dxa"/>
+              <w:left w:w="45" w:type="dxa"/>
+              <w:bottom w:w="30" w:type="dxa"/>
+              <w:right w:w="45" w:type="dxa"/>
+            </w:tcMar>
+            <w:vAlign w:val="bottom"/>
+            <w:hideMark/>
+          </w:tcPr>
+          <w:p>
+            <w:pPr>
+              <w:spacing w:after="0" w:line="240" w:lineRule="auto"/>
+              <w:rPr>
+                <w:rFonts w:ascii="Times New Roman" w:eastAsia="Times New Roman" w:hAnsi="Times New Roman" w:cs="Times New Roman"/>
+                <w:sz w:val="20"/>
+                <w:szCs w:val="20"/>
+              </w:rPr>
+            </w:pPr>
+            <w:r>
+              <w:rPr>
+                <w:rFonts w:ascii="Times New Roman" w:eastAsia="Times New Roman" w:hAnsi="Times New Roman" w:cs="Times New Roman"/>
+                <w:sz w:val="20"/>
+                <w:szCs w:val="20"/>
+              </w:rPr>
+              <w:t>1. Enter email</w:t>
+            </w:r>
+          </w:p>
+          <w:p>
+            <w:pPr>
+              <w:spacing w:after="0" w:line="240" w:lineRule="auto"/>
+              <w:rPr>
+                <w:rFonts w:ascii="Times New Roman" w:eastAsia="Times New Roman" w:hAnsi="Times New Roman" w:cs="Times New Roman"/>
+                <w:sz w:val="20"/>
+                <w:szCs w:val="20"/>
+              </w:rPr>
+            </w:pPr>
+            <w:r>
+              <w:rPr>
+                <w:rFonts w:ascii="Times New Roman" w:eastAsia="Times New Roman" w:hAnsi="Times New Roman" w:cs="Times New Roman"/>
+                <w:sz w:val="20"/>
+                <w:szCs w:val="20"/>
+              </w:rPr>
+              <w:t>2. Enter password</w:t>
+            </w:r>
+          </w:p>
+          <w:p>
+            <w:pPr>
+              <w:spacing w:after="0" w:line="240" w:lineRule="auto"/>
+              <w:rPr>
+                <w:rFonts w:ascii="Times New Roman" w:eastAsia="Times New Roman" w:hAnsi="Times New Roman" w:cs="Times New Roman"/>
+                <w:sz w:val="20"/>
+                <w:szCs w:val="20"/>
+              </w:rPr>
+            </w:pPr>
+            <w:r>
+              <w:rPr>
+                <w:rFonts w:ascii="Times New Roman" w:eastAsia="Times New Roman" w:hAnsi="Times New Roman" w:cs="Times New Roman"/>
+                <w:sz w:val="20"/>
+                <w:szCs w:val="20"/>
+              </w:rPr>
+              <w:t>3. Click login</w:t>
+            </w:r>
+          </w:p>
+        </w:tc>
+        <w:tc>
+          <w:tcPr>
+            <w:tcW w:w="0" w:type="auto"/>
+            <w:tcBorders>
+              <w:top w:val="single" w:sz="6" w:space="0" w:color="CCCCCC"/>
+              <w:left w:val="single" w:sz="6" w:space="0" w:color="CCCCCC"/>
+              <w:bottom w:val="single" w:sz="6" w:space="0" w:color="CCCCCC"/>
+              <w:right w:val="single" w:sz="6" w:space="0" w:color="CCCCCC"/>
+            </w:tcBorders>
+            <w:tcMar>
+              <w:top w:w="30" w:type="dxa"/>
+              <w:left w:w="45" w:type="dxa"/>
+              <w:bottom w:w="30" w:type="dxa"/>
+              <w:right w:w="45" w:type="dxa"/>
+            </w:tcMar>
+            <w:vAlign w:val="bottom"/>
+            <w:hideMark/>
+          </w:tcPr>
+          <w:p>
+            <w:pPr>
+              <w:spacing w:after="0" w:line="240" w:lineRule="auto"/>
+              <w:rPr>
+                <w:rFonts w:ascii="Times New Roman" w:eastAsia="Times New Roman" w:hAnsi="Times New Roman" w:cs="Times New Roman"/>
+                <w:sz w:val="20"/>
+                <w:szCs w:val="20"/>
+              </w:rPr>
+            </w:pPr>
+            <w:r>
+              <w:rPr>
+                <w:rFonts w:ascii="Times New Roman" w:eastAsia="Times New Roman" w:hAnsi="Times New Roman" w:cs="Times New Roman"/>
+                <w:sz w:val="20"/>
+                <w:szCs w:val="20"/>
+              </w:rPr>
+              <w:t>User is logged in and redirected to Dashboard</w:t>
+            </w:r>
+          </w:p>
+        </w:tc>
+        <w:tc>
+          <w:tcPr>
+            <w:tcW w:w="0" w:type="auto"/>
+            <w:tcBorders>
+              <w:top w:val="single" w:sz="6" w:space="0" w:color="CCCCCC"/>
+              <w:left w:val="single" w:sz="6" w:space="0" w:color="CCCCCC"/>
+              <w:bottom w:val="single" w:sz="6" w:space="0" w:color="CCCCCC"/>
+              <w:right w:val="single" w:sz="6" w:space="0" w:color="CCCCCC"/>
+            </w:tcBorders>
+            <w:tcMar>
+              <w:top w:w="30" w:type="dxa"/>
+              <w:left w:w="45" w:type="dxa"/>
+              <w:bottom w:w="30" w:type="dxa"/>
+              <w:right w:w="45" w:type="dxa"/>
+            </w:tcMar>
+            <w:vAlign w:val="bottom"/>
+            <w:hideMark/>
+          </w:tcPr>
+          <w:p>
+            <w:pPr>
+              <w:spacing w:after="0" w:line="240" w:lineRule="auto"/>
+              <w:rPr>
+                <w:rFonts w:ascii="Times New Roman" w:eastAsia="Times New Roman" w:hAnsi="Times New Roman" w:cs="Times New Roman"/>
+                <w:sz w:val="20"/>
+                <w:szCs w:val="20"/>
+              </w:rPr>
+            </w:pPr>
+            <w:r>
+              <w:rPr>
+                <w:rFonts w:ascii="Times New Roman" w:eastAsia="Times New Roman" w:hAnsi="Times New Roman" w:cs="Times New Roman"/>
+                <w:sz w:val="20"/>
+                <w:szCs w:val="20"/>
+              </w:rPr>
+              <w:t>High</w:t>
+            </w:r>
+          </w:p>
+        </w:tc>
+        <w:tc>
+          <w:tcPr>
+            <w:tcW w:w="0" w:type="auto"/>
+            <w:tcBorders>
+              <w:top w:val="single" w:sz="6" w:space="0" w:color="CCCCCC"/>
+              <w:left w:val="single" w:sz="6" w:space="0" w:color="CCCCCC"/>
+              <w:bottom w:val="single" w:sz="6" w:space="0" w:color="CCCCCC"/>
+              <w:right w:val="single" w:sz="6" w:space="0" w:color="CCCCCC"/>
+            </w:tcBorders>
+            <w:tcMar>
+              <w:top w:w="30" w:type="dxa"/>
+              <w:left w:w="45" w:type="dxa"/>
+              <w:bottom w:w="30" w:type="dxa"/>
+              <w:right w:w="45" w:type="dxa"/>
+            </w:tcMar>
+            <w:vAlign w:val="bottom"/>
+            <w:hideMark/>
+          </w:tcPr>
+          <w:p>
+            <w:pPr>
+              <w:spacing w:after="0" w:line="240" w:lineRule="auto"/>
+              <w:rPr>
+                <w:rFonts w:ascii="Times New Roman" w:eastAsia="Times New Roman" w:hAnsi="Times New Roman" w:cs="Times New Roman"/>
+                <w:sz w:val="20"/>
+                <w:szCs w:val="20"/>
+              </w:rPr>
+            </w:pPr>
+            <w:r>
+              <w:rPr>
+                <w:rFonts w:ascii="Times New Roman" w:eastAsia="Times New Roman" w:hAnsi="Times New Roman" w:cs="Times New Roman"/>
+                <w:sz w:val="20"/>
+                <w:szCs w:val="20"/>
+              </w:rPr>
+              <w:t>Audit Note: Added specific redirect to expected result.</w:t>
             </w:r>
           </w:p>
         </w:tc>
@@ -416,7 +875,7 @@
                 <w:sz w:val="20"/>
                 <w:szCs w:val="20"/>
               </w:rPr>
-              <w:t>TC-001</w:t>
+              <w:t>TC-002</w:t>
             </w:r>
           </w:p>
         </w:tc>
@@ -490,44 +949,44 @@
                 <w:sz w:val="20"/>
                 <w:szCs w:val="20"/>
               </w:rPr>
-              <w:t>Valid login</w:t>
-            </w:r>
-          </w:p>
-        </w:tc>
-        <w:tc>
-          <w:tcPr>
-            <w:tcW w:w="0" w:type="auto"/>
-            <w:tcBorders>
-              <w:top w:val="single" w:sz="6" w:space="0" w:color="CCCCCC"/>
-              <w:left w:val="single" w:sz="6" w:space="0" w:color="CCCCCC"/>
-              <w:bottom w:val="single" w:sz="6" w:space="0" w:color="CCCCCC"/>
-              <w:right w:val="single" w:sz="6" w:space="0" w:color="CCCCCC"/>
-            </w:tcBorders>
-            <w:tcMar>
-              <w:top w:w="30" w:type="dxa"/>
-              <w:left w:w="45" w:type="dxa"/>
-              <w:bottom w:w="30" w:type="dxa"/>
-              <w:right w:w="45" w:type="dxa"/>
-            </w:tcMar>
-            <w:vAlign w:val="bottom"/>
-            <w:hideMark/>
-          </w:tcPr>
-          <w:p>
-            <w:pPr>
-              <w:spacing w:after="0" w:line="240" w:lineRule="auto"/>
-              <w:rPr>
-                <w:rFonts w:ascii="Times New Roman" w:eastAsia="Times New Roman" w:hAnsi="Times New Roman" w:cs="Times New Roman"/>
-                <w:sz w:val="20"/>
-                <w:szCs w:val="20"/>
-              </w:rPr>
-            </w:pPr>
-            <w:r>
-              <w:rPr>
-                <w:rFonts w:ascii="Times New Roman" w:eastAsia="Times New Roman" w:hAnsi="Times New Roman" w:cs="Times New Roman"/>
-                <w:sz w:val="20"/>
-                <w:szCs w:val="20"/>
-              </w:rPr>
-              <w:t>Verify success for valid credentials</w:t>
+              <w:t>Invalid password</w:t>
+            </w:r>
+          </w:p>
+        </w:tc>
+        <w:tc>
+          <w:tcPr>
+            <w:tcW w:w="0" w:type="auto"/>
+            <w:tcBorders>
+              <w:top w:val="single" w:sz="6" w:space="0" w:color="CCCCCC"/>
+              <w:left w:val="single" w:sz="6" w:space="0" w:color="CCCCCC"/>
+              <w:bottom w:val="single" w:sz="6" w:space="0" w:color="CCCCCC"/>
+              <w:right w:val="single" w:sz="6" w:space="0" w:color="CCCCCC"/>
+            </w:tcBorders>
+            <w:tcMar>
+              <w:top w:w="30" w:type="dxa"/>
+              <w:left w:w="45" w:type="dxa"/>
+              <w:bottom w:w="30" w:type="dxa"/>
+              <w:right w:w="45" w:type="dxa"/>
+            </w:tcMar>
+            <w:vAlign w:val="bottom"/>
+            <w:hideMark/>
+          </w:tcPr>
+          <w:p>
+            <w:pPr>
+              <w:spacing w:after="0" w:line="240" w:lineRule="auto"/>
+              <w:rPr>
+                <w:rFonts w:ascii="Times New Roman" w:eastAsia="Times New Roman" w:hAnsi="Times New Roman" w:cs="Times New Roman"/>
+                <w:sz w:val="20"/>
+                <w:szCs w:val="20"/>
+              </w:rPr>
+            </w:pPr>
+            <w:r>
+              <w:rPr>
+                <w:rFonts w:ascii="Times New Roman" w:eastAsia="Times New Roman" w:hAnsi="Times New Roman" w:cs="Times New Roman"/>
+                <w:sz w:val="20"/>
+                <w:szCs w:val="20"/>
+              </w:rPr>
+              <w:t>Verify failure with wrong password</w:t>
             </w:r>
           </w:p>
         </w:tc>
@@ -619,7 +1078,7 @@
                 <w:sz w:val="20"/>
                 <w:szCs w:val="20"/>
               </w:rPr>
-              <w:t>2. Enter password</w:t>
+              <w:t>2. Enter wrong password</w:t>
             </w:r>
           </w:p>
           <w:p>
@@ -674,7 +1133,7 @@
                 <w:sz w:val="20"/>
                 <w:szCs w:val="20"/>
               </w:rPr>
-              <w:t>User is logged in and redirected to Dashboard</w:t>
+              <w:t>Error: “Invalid username or password”</w:t>
             </w:r>
           </w:p>
         </w:tc>
@@ -748,7 +1207,7 @@
                 <w:sz w:val="20"/>
                 <w:szCs w:val="20"/>
               </w:rPr>
-              <w:t>Audit Note: Added specific redirect to expected result.</w:t>
+              <w:t>Audit Note: Standard error message confirmed.</w:t>
             </w:r>
           </w:p>
         </w:tc>
@@ -790,7 +1249,7 @@
                 <w:sz w:val="20"/>
                 <w:szCs w:val="20"/>
               </w:rPr>
-              <w:t>TC-002</w:t>
+              <w:t>TC-003</w:t>
             </w:r>
           </w:p>
         </w:tc>
@@ -864,136 +1323,173 @@
                 <w:sz w:val="20"/>
                 <w:szCs w:val="20"/>
               </w:rPr>
-              <w:t>Invalid password</w:t>
-            </w:r>
-          </w:p>
-        </w:tc>
-        <w:tc>
-          <w:tcPr>
-            <w:tcW w:w="0" w:type="auto"/>
-            <w:tcBorders>
-              <w:top w:val="single" w:sz="6" w:space="0" w:color="CCCCCC"/>
-              <w:left w:val="single" w:sz="6" w:space="0" w:color="CCCCCC"/>
-              <w:bottom w:val="single" w:sz="6" w:space="0" w:color="CCCCCC"/>
-              <w:right w:val="single" w:sz="6" w:space="0" w:color="CCCCCC"/>
-            </w:tcBorders>
-            <w:tcMar>
-              <w:top w:w="30" w:type="dxa"/>
-              <w:left w:w="45" w:type="dxa"/>
-              <w:bottom w:w="30" w:type="dxa"/>
-              <w:right w:w="45" w:type="dxa"/>
-            </w:tcMar>
-            <w:vAlign w:val="bottom"/>
-            <w:hideMark/>
-          </w:tcPr>
-          <w:p>
-            <w:pPr>
-              <w:spacing w:after="0" w:line="240" w:lineRule="auto"/>
-              <w:rPr>
-                <w:rFonts w:ascii="Times New Roman" w:eastAsia="Times New Roman" w:hAnsi="Times New Roman" w:cs="Times New Roman"/>
-                <w:sz w:val="20"/>
-                <w:szCs w:val="20"/>
-              </w:rPr>
-            </w:pPr>
-            <w:r>
-              <w:rPr>
-                <w:rFonts w:ascii="Times New Roman" w:eastAsia="Times New Roman" w:hAnsi="Times New Roman" w:cs="Times New Roman"/>
-                <w:sz w:val="20"/>
-                <w:szCs w:val="20"/>
-              </w:rPr>
-              <w:t>Verify failure with wrong password</w:t>
-            </w:r>
-          </w:p>
-        </w:tc>
-        <w:tc>
-          <w:tcPr>
-            <w:tcW w:w="0" w:type="auto"/>
-            <w:tcBorders>
-              <w:top w:val="single" w:sz="6" w:space="0" w:color="CCCCCC"/>
-              <w:left w:val="single" w:sz="6" w:space="0" w:color="CCCCCC"/>
-              <w:bottom w:val="single" w:sz="6" w:space="0" w:color="CCCCCC"/>
-              <w:right w:val="single" w:sz="6" w:space="0" w:color="CCCCCC"/>
-            </w:tcBorders>
-            <w:tcMar>
-              <w:top w:w="30" w:type="dxa"/>
-              <w:left w:w="45" w:type="dxa"/>
-              <w:bottom w:w="30" w:type="dxa"/>
-              <w:right w:w="45" w:type="dxa"/>
-            </w:tcMar>
-            <w:vAlign w:val="bottom"/>
-            <w:hideMark/>
-          </w:tcPr>
-          <w:p>
-            <w:pPr>
-              <w:spacing w:after="0" w:line="240" w:lineRule="auto"/>
-              <w:rPr>
-                <w:rFonts w:ascii="Times New Roman" w:eastAsia="Times New Roman" w:hAnsi="Times New Roman" w:cs="Times New Roman"/>
-                <w:sz w:val="20"/>
-                <w:szCs w:val="20"/>
-              </w:rPr>
-            </w:pPr>
-            <w:r>
-              <w:rPr>
-                <w:rFonts w:ascii="Times New Roman" w:eastAsia="Times New Roman" w:hAnsi="Times New Roman" w:cs="Times New Roman"/>
-                <w:sz w:val="20"/>
-                <w:szCs w:val="20"/>
-              </w:rPr>
-              <w:t>User has valid account</w:t>
-            </w:r>
-          </w:p>
-        </w:tc>
-        <w:tc>
-          <w:tcPr>
-            <w:tcW w:w="0" w:type="auto"/>
-            <w:tcBorders>
-              <w:top w:val="single" w:sz="6" w:space="0" w:color="CCCCCC"/>
-              <w:left w:val="single" w:sz="6" w:space="0" w:color="CCCCCC"/>
-              <w:bottom w:val="single" w:sz="6" w:space="0" w:color="CCCCCC"/>
-              <w:right w:val="single" w:sz="6" w:space="0" w:color="CCCCCC"/>
-            </w:tcBorders>
-            <w:tcMar>
-              <w:top w:w="30" w:type="dxa"/>
-              <w:left w:w="45" w:type="dxa"/>
-              <w:bottom w:w="30" w:type="dxa"/>
-              <w:right w:w="45" w:type="dxa"/>
-            </w:tcMar>
-            <w:vAlign w:val="bottom"/>
-            <w:hideMark/>
-          </w:tcPr>
-          <w:p>
-            <w:pPr>
-              <w:spacing w:after="0" w:line="240" w:lineRule="auto"/>
-              <w:rPr>
-                <w:rFonts w:ascii="Times New Roman" w:eastAsia="Times New Roman" w:hAnsi="Times New Roman" w:cs="Times New Roman"/>
-                <w:sz w:val="20"/>
-                <w:szCs w:val="20"/>
-              </w:rPr>
-            </w:pPr>
-            <w:r>
-              <w:rPr>
-                <w:rFonts w:ascii="Times New Roman" w:eastAsia="Times New Roman" w:hAnsi="Times New Roman" w:cs="Times New Roman"/>
-                <w:sz w:val="20"/>
-                <w:szCs w:val="20"/>
-              </w:rPr>
-              <w:t>1. Enter email</w:t>
-            </w:r>
-          </w:p>
-          <w:p>
-            <w:pPr>
-              <w:spacing w:after="0" w:line="240" w:lineRule="auto"/>
-              <w:rPr>
-                <w:rFonts w:ascii="Times New Roman" w:eastAsia="Times New Roman" w:hAnsi="Times New Roman" w:cs="Times New Roman"/>
-                <w:sz w:val="20"/>
-                <w:szCs w:val="20"/>
-              </w:rPr>
-            </w:pPr>
-            <w:r>
-              <w:rPr>
-                <w:rFonts w:ascii="Times New Roman" w:eastAsia="Times New Roman" w:hAnsi="Times New Roman" w:cs="Times New Roman"/>
-                <w:sz w:val="20"/>
-                <w:szCs w:val="20"/>
-              </w:rPr>
-              <w:t>2. Enter wrong password</w:t>
+              <w:t>Invalid email format</w:t>
+            </w:r>
+          </w:p>
+        </w:tc>
+        <w:tc>
+          <w:tcPr>
+            <w:tcW w:w="0" w:type="auto"/>
+            <w:tcBorders>
+              <w:top w:val="single" w:sz="6" w:space="0" w:color="CCCCCC"/>
+              <w:left w:val="single" w:sz="6" w:space="0" w:color="CCCCCC"/>
+              <w:bottom w:val="single" w:sz="6" w:space="0" w:color="CCCCCC"/>
+              <w:right w:val="single" w:sz="6" w:space="0" w:color="CCCCCC"/>
+            </w:tcBorders>
+            <w:tcMar>
+              <w:top w:w="30" w:type="dxa"/>
+              <w:left w:w="45" w:type="dxa"/>
+              <w:bottom w:w="30" w:type="dxa"/>
+              <w:right w:w="45" w:type="dxa"/>
+            </w:tcMar>
+            <w:vAlign w:val="bottom"/>
+            <w:hideMark/>
+          </w:tcPr>
+          <w:p>
+            <w:pPr>
+              <w:spacing w:after="0" w:line="240" w:lineRule="auto"/>
+              <w:rPr>
+                <w:rFonts w:ascii="Times New Roman" w:eastAsia="Times New Roman" w:hAnsi="Times New Roman" w:cs="Times New Roman"/>
+                <w:sz w:val="20"/>
+                <w:szCs w:val="20"/>
+              </w:rPr>
+            </w:pPr>
+            <w:r>
+              <w:rPr>
+                <w:rFonts w:ascii="Times New Roman" w:eastAsia="Times New Roman" w:hAnsi="Times New Roman" w:cs="Times New Roman"/>
+                <w:sz w:val="20"/>
+                <w:szCs w:val="20"/>
+              </w:rPr>
+              <w:t>Verify failure for bad email format</w:t>
+            </w:r>
+          </w:p>
+        </w:tc>
+        <w:tc>
+          <w:tcPr>
+            <w:tcW w:w="0" w:type="auto"/>
+            <w:tcBorders>
+              <w:top w:val="single" w:sz="6" w:space="0" w:color="CCCCCC"/>
+              <w:left w:val="single" w:sz="6" w:space="0" w:color="CCCCCC"/>
+              <w:bottom w:val="single" w:sz="6" w:space="0" w:color="CCCCCC"/>
+              <w:right w:val="single" w:sz="6" w:space="0" w:color="CCCCCC"/>
+            </w:tcBorders>
+            <w:tcMar>
+              <w:top w:w="30" w:type="dxa"/>
+              <w:left w:w="45" w:type="dxa"/>
+              <w:bottom w:w="30" w:type="dxa"/>
+              <w:right w:w="45" w:type="dxa"/>
+            </w:tcMar>
+            <w:vAlign w:val="bottom"/>
+            <w:hideMark/>
+          </w:tcPr>
+          <w:p>
+            <w:pPr>
+              <w:spacing w:after="0" w:line="240" w:lineRule="auto"/>
+              <w:rPr>
+                <w:rFonts w:ascii="Times New Roman" w:eastAsia="Times New Roman" w:hAnsi="Times New Roman" w:cs="Times New Roman"/>
+                <w:sz w:val="20"/>
+                <w:szCs w:val="20"/>
+              </w:rPr>
+            </w:pPr>
+            <w:r>
+              <w:rPr>
+                <w:rFonts w:ascii="Times New Roman" w:eastAsia="Times New Roman" w:hAnsi="Times New Roman" w:cs="Times New Roman"/>
+                <w:sz w:val="20"/>
+                <w:szCs w:val="20"/>
+              </w:rPr>
+              <w:t>None</w:t>
+            </w:r>
+          </w:p>
+        </w:tc>
+        <w:tc>
+          <w:tcPr>
+            <w:tcW w:w="0" w:type="auto"/>
+            <w:tcBorders>
+              <w:top w:val="single" w:sz="6" w:space="0" w:color="CCCCCC"/>
+              <w:left w:val="single" w:sz="6" w:space="0" w:color="CCCCCC"/>
+              <w:bottom w:val="single" w:sz="6" w:space="0" w:color="CCCCCC"/>
+              <w:right w:val="single" w:sz="6" w:space="0" w:color="CCCCCC"/>
+            </w:tcBorders>
+            <w:tcMar>
+              <w:top w:w="30" w:type="dxa"/>
+              <w:left w:w="45" w:type="dxa"/>
+              <w:bottom w:w="30" w:type="dxa"/>
+              <w:right w:w="45" w:type="dxa"/>
+            </w:tcMar>
+            <w:vAlign w:val="bottom"/>
+            <w:hideMark/>
+          </w:tcPr>
+          <w:p>
+            <w:pPr>
+              <w:spacing w:after="0" w:line="240" w:lineRule="auto"/>
+              <w:rPr>
+                <w:rFonts w:ascii="Times New Roman" w:eastAsia="Times New Roman" w:hAnsi="Times New Roman" w:cs="Times New Roman"/>
+                <w:sz w:val="20"/>
+                <w:szCs w:val="20"/>
+              </w:rPr>
+            </w:pPr>
+            <w:r>
+              <w:rPr>
+                <w:rFonts w:ascii="Times New Roman" w:eastAsia="Times New Roman" w:hAnsi="Times New Roman" w:cs="Times New Roman"/>
+                <w:sz w:val="20"/>
+                <w:szCs w:val="20"/>
+              </w:rPr>
+              <w:t xml:space="preserve">1. </w:t>
+            </w:r>
+            <w:r>
+              <w:rPr>
+                <w:rFonts w:ascii="Times New Roman" w:eastAsia="Times New Roman" w:hAnsi="Times New Roman" w:cs="Times New Roman"/>
+                <w:sz w:val="20"/>
+                <w:szCs w:val="20"/>
+              </w:rPr>
+              <w:t xml:space="preserve">Enter malformed email strings such as </w:t>
+            </w:r>
+            <w:proofErr w:type="spellStart"/>
+            <w:r>
+              <w:rPr>
+                <w:rFonts w:ascii="Times New Roman" w:eastAsia="Times New Roman" w:hAnsi="Times New Roman" w:cs="Times New Roman"/>
+                <w:sz w:val="20"/>
+                <w:szCs w:val="20"/>
+              </w:rPr>
+              <w:t>user@domain</w:t>
+            </w:r>
+            <w:proofErr w:type="spellEnd"/>
+            <w:r>
+              <w:rPr>
+                <w:rFonts w:ascii="Times New Roman" w:eastAsia="Times New Roman" w:hAnsi="Times New Roman" w:cs="Times New Roman"/>
+                <w:sz w:val="20"/>
+                <w:szCs w:val="20"/>
+              </w:rPr>
+              <w:t xml:space="preserve">, user.com, or </w:t>
+            </w:r>
+            <w:hyperlink r:id="rId5" w:history="1">
+              <w:r>
+                <w:rPr>
+                  <w:rStyle w:val="Hyperlink"/>
+                  <w:rFonts w:ascii="Times New Roman" w:eastAsia="Times New Roman" w:hAnsi="Times New Roman" w:cs="Times New Roman"/>
+                  <w:sz w:val="20"/>
+                  <w:szCs w:val="20"/>
+                </w:rPr>
+                <w:t>user@.com</w:t>
+              </w:r>
+            </w:hyperlink>
+          </w:p>
+          <w:p>
+            <w:pPr>
+              <w:spacing w:after="0" w:line="240" w:lineRule="auto"/>
+              <w:rPr>
+                <w:rFonts w:ascii="Times New Roman" w:eastAsia="Times New Roman" w:hAnsi="Times New Roman" w:cs="Times New Roman"/>
+                <w:sz w:val="20"/>
+                <w:szCs w:val="20"/>
+              </w:rPr>
+            </w:pPr>
+            <w:r>
+              <w:rPr>
+                <w:rFonts w:ascii="Times New Roman" w:eastAsia="Times New Roman" w:hAnsi="Times New Roman" w:cs="Times New Roman"/>
+                <w:sz w:val="20"/>
+                <w:szCs w:val="20"/>
+              </w:rPr>
+              <w:t>2. Enter password</w:t>
             </w:r>
           </w:p>
           <w:p>
@@ -1048,81 +1544,81 @@
                 <w:sz w:val="20"/>
                 <w:szCs w:val="20"/>
               </w:rPr>
-              <w:t>Error: “Invalid username or password”</w:t>
-            </w:r>
-          </w:p>
-        </w:tc>
-        <w:tc>
-          <w:tcPr>
-            <w:tcW w:w="0" w:type="auto"/>
-            <w:tcBorders>
-              <w:top w:val="single" w:sz="6" w:space="0" w:color="CCCCCC"/>
-              <w:left w:val="single" w:sz="6" w:space="0" w:color="CCCCCC"/>
-              <w:bottom w:val="single" w:sz="6" w:space="0" w:color="CCCCCC"/>
-              <w:right w:val="single" w:sz="6" w:space="0" w:color="CCCCCC"/>
-            </w:tcBorders>
-            <w:tcMar>
-              <w:top w:w="30" w:type="dxa"/>
-              <w:left w:w="45" w:type="dxa"/>
-              <w:bottom w:w="30" w:type="dxa"/>
-              <w:right w:w="45" w:type="dxa"/>
-            </w:tcMar>
-            <w:vAlign w:val="bottom"/>
-            <w:hideMark/>
-          </w:tcPr>
-          <w:p>
-            <w:pPr>
-              <w:spacing w:after="0" w:line="240" w:lineRule="auto"/>
-              <w:rPr>
-                <w:rFonts w:ascii="Times New Roman" w:eastAsia="Times New Roman" w:hAnsi="Times New Roman" w:cs="Times New Roman"/>
-                <w:sz w:val="20"/>
-                <w:szCs w:val="20"/>
-              </w:rPr>
-            </w:pPr>
-            <w:r>
-              <w:rPr>
-                <w:rFonts w:ascii="Times New Roman" w:eastAsia="Times New Roman" w:hAnsi="Times New Roman" w:cs="Times New Roman"/>
-                <w:sz w:val="20"/>
-                <w:szCs w:val="20"/>
-              </w:rPr>
-              <w:t>High</w:t>
-            </w:r>
-          </w:p>
-        </w:tc>
-        <w:tc>
-          <w:tcPr>
-            <w:tcW w:w="0" w:type="auto"/>
-            <w:tcBorders>
-              <w:top w:val="single" w:sz="6" w:space="0" w:color="CCCCCC"/>
-              <w:left w:val="single" w:sz="6" w:space="0" w:color="CCCCCC"/>
-              <w:bottom w:val="single" w:sz="6" w:space="0" w:color="CCCCCC"/>
-              <w:right w:val="single" w:sz="6" w:space="0" w:color="CCCCCC"/>
-            </w:tcBorders>
-            <w:tcMar>
-              <w:top w:w="30" w:type="dxa"/>
-              <w:left w:w="45" w:type="dxa"/>
-              <w:bottom w:w="30" w:type="dxa"/>
-              <w:right w:w="45" w:type="dxa"/>
-            </w:tcMar>
-            <w:vAlign w:val="bottom"/>
-            <w:hideMark/>
-          </w:tcPr>
-          <w:p>
-            <w:pPr>
-              <w:spacing w:after="0" w:line="240" w:lineRule="auto"/>
-              <w:rPr>
-                <w:rFonts w:ascii="Times New Roman" w:eastAsia="Times New Roman" w:hAnsi="Times New Roman" w:cs="Times New Roman"/>
-                <w:sz w:val="20"/>
-                <w:szCs w:val="20"/>
-              </w:rPr>
-            </w:pPr>
-            <w:r>
-              <w:rPr>
-                <w:rFonts w:ascii="Times New Roman" w:eastAsia="Times New Roman" w:hAnsi="Times New Roman" w:cs="Times New Roman"/>
-                <w:sz w:val="20"/>
-                <w:szCs w:val="20"/>
-              </w:rPr>
-              <w:t>Audit Note: Standard error message confirmed.</w:t>
+              <w:t>Error: “Invalid email format”</w:t>
+            </w:r>
+          </w:p>
+        </w:tc>
+        <w:tc>
+          <w:tcPr>
+            <w:tcW w:w="0" w:type="auto"/>
+            <w:tcBorders>
+              <w:top w:val="single" w:sz="6" w:space="0" w:color="CCCCCC"/>
+              <w:left w:val="single" w:sz="6" w:space="0" w:color="CCCCCC"/>
+              <w:bottom w:val="single" w:sz="6" w:space="0" w:color="CCCCCC"/>
+              <w:right w:val="single" w:sz="6" w:space="0" w:color="CCCCCC"/>
+            </w:tcBorders>
+            <w:tcMar>
+              <w:top w:w="30" w:type="dxa"/>
+              <w:left w:w="45" w:type="dxa"/>
+              <w:bottom w:w="30" w:type="dxa"/>
+              <w:right w:w="45" w:type="dxa"/>
+            </w:tcMar>
+            <w:vAlign w:val="bottom"/>
+            <w:hideMark/>
+          </w:tcPr>
+          <w:p>
+            <w:pPr>
+              <w:spacing w:after="0" w:line="240" w:lineRule="auto"/>
+              <w:rPr>
+                <w:rFonts w:ascii="Times New Roman" w:eastAsia="Times New Roman" w:hAnsi="Times New Roman" w:cs="Times New Roman"/>
+                <w:sz w:val="20"/>
+                <w:szCs w:val="20"/>
+              </w:rPr>
+            </w:pPr>
+            <w:r>
+              <w:rPr>
+                <w:rFonts w:ascii="Times New Roman" w:eastAsia="Times New Roman" w:hAnsi="Times New Roman" w:cs="Times New Roman"/>
+                <w:sz w:val="20"/>
+                <w:szCs w:val="20"/>
+              </w:rPr>
+              <w:t>Medium</w:t>
+            </w:r>
+          </w:p>
+        </w:tc>
+        <w:tc>
+          <w:tcPr>
+            <w:tcW w:w="0" w:type="auto"/>
+            <w:tcBorders>
+              <w:top w:val="single" w:sz="6" w:space="0" w:color="CCCCCC"/>
+              <w:left w:val="single" w:sz="6" w:space="0" w:color="CCCCCC"/>
+              <w:bottom w:val="single" w:sz="6" w:space="0" w:color="CCCCCC"/>
+              <w:right w:val="single" w:sz="6" w:space="0" w:color="CCCCCC"/>
+            </w:tcBorders>
+            <w:tcMar>
+              <w:top w:w="30" w:type="dxa"/>
+              <w:left w:w="45" w:type="dxa"/>
+              <w:bottom w:w="30" w:type="dxa"/>
+              <w:right w:w="45" w:type="dxa"/>
+            </w:tcMar>
+            <w:vAlign w:val="bottom"/>
+            <w:hideMark/>
+          </w:tcPr>
+          <w:p>
+            <w:pPr>
+              <w:spacing w:after="0" w:line="240" w:lineRule="auto"/>
+              <w:rPr>
+                <w:rFonts w:ascii="Times New Roman" w:eastAsia="Times New Roman" w:hAnsi="Times New Roman" w:cs="Times New Roman"/>
+                <w:sz w:val="20"/>
+                <w:szCs w:val="20"/>
+              </w:rPr>
+            </w:pPr>
+            <w:r>
+              <w:rPr>
+                <w:rFonts w:ascii="Times New Roman" w:eastAsia="Times New Roman" w:hAnsi="Times New Roman" w:cs="Times New Roman"/>
+                <w:sz w:val="20"/>
+                <w:szCs w:val="20"/>
+              </w:rPr>
+              <w:t>Audit Note: Needs specific malformed data (e.g., missing @).</w:t>
             </w:r>
           </w:p>
         </w:tc>
@@ -1164,7 +1660,7 @@
                 <w:sz w:val="20"/>
                 <w:szCs w:val="20"/>
               </w:rPr>
-              <w:t>TC-003</w:t>
+              <w:t>TC-004</w:t>
             </w:r>
           </w:p>
         </w:tc>
@@ -1238,44 +1734,44 @@
                 <w:sz w:val="20"/>
                 <w:szCs w:val="20"/>
               </w:rPr>
-              <w:t>Invalid email format</w:t>
-            </w:r>
-          </w:p>
-        </w:tc>
-        <w:tc>
-          <w:tcPr>
-            <w:tcW w:w="0" w:type="auto"/>
-            <w:tcBorders>
-              <w:top w:val="single" w:sz="6" w:space="0" w:color="CCCCCC"/>
-              <w:left w:val="single" w:sz="6" w:space="0" w:color="CCCCCC"/>
-              <w:bottom w:val="single" w:sz="6" w:space="0" w:color="CCCCCC"/>
-              <w:right w:val="single" w:sz="6" w:space="0" w:color="CCCCCC"/>
-            </w:tcBorders>
-            <w:tcMar>
-              <w:top w:w="30" w:type="dxa"/>
-              <w:left w:w="45" w:type="dxa"/>
-              <w:bottom w:w="30" w:type="dxa"/>
-              <w:right w:w="45" w:type="dxa"/>
-            </w:tcMar>
-            <w:vAlign w:val="bottom"/>
-            <w:hideMark/>
-          </w:tcPr>
-          <w:p>
-            <w:pPr>
-              <w:spacing w:after="0" w:line="240" w:lineRule="auto"/>
-              <w:rPr>
-                <w:rFonts w:ascii="Times New Roman" w:eastAsia="Times New Roman" w:hAnsi="Times New Roman" w:cs="Times New Roman"/>
-                <w:sz w:val="20"/>
-                <w:szCs w:val="20"/>
-              </w:rPr>
-            </w:pPr>
-            <w:r>
-              <w:rPr>
-                <w:rFonts w:ascii="Times New Roman" w:eastAsia="Times New Roman" w:hAnsi="Times New Roman" w:cs="Times New Roman"/>
-                <w:sz w:val="20"/>
-                <w:szCs w:val="20"/>
-              </w:rPr>
-              <w:t>Verify failure for bad email format</w:t>
+              <w:t>Blank fields</w:t>
+            </w:r>
+          </w:p>
+        </w:tc>
+        <w:tc>
+          <w:tcPr>
+            <w:tcW w:w="0" w:type="auto"/>
+            <w:tcBorders>
+              <w:top w:val="single" w:sz="6" w:space="0" w:color="CCCCCC"/>
+              <w:left w:val="single" w:sz="6" w:space="0" w:color="CCCCCC"/>
+              <w:bottom w:val="single" w:sz="6" w:space="0" w:color="CCCCCC"/>
+              <w:right w:val="single" w:sz="6" w:space="0" w:color="CCCCCC"/>
+            </w:tcBorders>
+            <w:tcMar>
+              <w:top w:w="30" w:type="dxa"/>
+              <w:left w:w="45" w:type="dxa"/>
+              <w:bottom w:w="30" w:type="dxa"/>
+              <w:right w:w="45" w:type="dxa"/>
+            </w:tcMar>
+            <w:vAlign w:val="bottom"/>
+            <w:hideMark/>
+          </w:tcPr>
+          <w:p>
+            <w:pPr>
+              <w:spacing w:after="0" w:line="240" w:lineRule="auto"/>
+              <w:rPr>
+                <w:rFonts w:ascii="Times New Roman" w:eastAsia="Times New Roman" w:hAnsi="Times New Roman" w:cs="Times New Roman"/>
+                <w:sz w:val="20"/>
+                <w:szCs w:val="20"/>
+              </w:rPr>
+            </w:pPr>
+            <w:r>
+              <w:rPr>
+                <w:rFonts w:ascii="Times New Roman" w:eastAsia="Times New Roman" w:hAnsi="Times New Roman" w:cs="Times New Roman"/>
+                <w:sz w:val="20"/>
+                <w:szCs w:val="20"/>
+              </w:rPr>
+              <w:t>Verify failure when fields are blank</w:t>
             </w:r>
           </w:p>
         </w:tc>
@@ -1349,154 +1845,136 @@
                 <w:sz w:val="20"/>
                 <w:szCs w:val="20"/>
               </w:rPr>
-              <w:t>1. Enter malformed email</w:t>
-            </w:r>
-          </w:p>
-          <w:p>
-            <w:pPr>
-              <w:spacing w:after="0" w:line="240" w:lineRule="auto"/>
-              <w:rPr>
-                <w:rFonts w:ascii="Times New Roman" w:eastAsia="Times New Roman" w:hAnsi="Times New Roman" w:cs="Times New Roman"/>
-                <w:sz w:val="20"/>
-                <w:szCs w:val="20"/>
-              </w:rPr>
-            </w:pPr>
-            <w:r>
-              <w:rPr>
-                <w:rFonts w:ascii="Times New Roman" w:eastAsia="Times New Roman" w:hAnsi="Times New Roman" w:cs="Times New Roman"/>
-                <w:sz w:val="20"/>
-                <w:szCs w:val="20"/>
-              </w:rPr>
-              <w:t>2. Enter password</w:t>
-            </w:r>
-          </w:p>
-          <w:p>
-            <w:pPr>
-              <w:spacing w:after="0" w:line="240" w:lineRule="auto"/>
-              <w:rPr>
-                <w:rFonts w:ascii="Times New Roman" w:eastAsia="Times New Roman" w:hAnsi="Times New Roman" w:cs="Times New Roman"/>
-                <w:sz w:val="20"/>
-                <w:szCs w:val="20"/>
-              </w:rPr>
-            </w:pPr>
-            <w:r>
-              <w:rPr>
-                <w:rFonts w:ascii="Times New Roman" w:eastAsia="Times New Roman" w:hAnsi="Times New Roman" w:cs="Times New Roman"/>
-                <w:sz w:val="20"/>
-                <w:szCs w:val="20"/>
-              </w:rPr>
-              <w:t>3. Click login</w:t>
-            </w:r>
-          </w:p>
-        </w:tc>
-        <w:tc>
-          <w:tcPr>
-            <w:tcW w:w="0" w:type="auto"/>
-            <w:tcBorders>
-              <w:top w:val="single" w:sz="6" w:space="0" w:color="CCCCCC"/>
-              <w:left w:val="single" w:sz="6" w:space="0" w:color="CCCCCC"/>
-              <w:bottom w:val="single" w:sz="6" w:space="0" w:color="CCCCCC"/>
-              <w:right w:val="single" w:sz="6" w:space="0" w:color="CCCCCC"/>
-            </w:tcBorders>
-            <w:tcMar>
-              <w:top w:w="30" w:type="dxa"/>
-              <w:left w:w="45" w:type="dxa"/>
-              <w:bottom w:w="30" w:type="dxa"/>
-              <w:right w:w="45" w:type="dxa"/>
-            </w:tcMar>
-            <w:vAlign w:val="bottom"/>
-            <w:hideMark/>
-          </w:tcPr>
-          <w:p>
-            <w:pPr>
-              <w:spacing w:after="0" w:line="240" w:lineRule="auto"/>
-              <w:rPr>
-                <w:rFonts w:ascii="Times New Roman" w:eastAsia="Times New Roman" w:hAnsi="Times New Roman" w:cs="Times New Roman"/>
-                <w:sz w:val="20"/>
-                <w:szCs w:val="20"/>
-              </w:rPr>
-            </w:pPr>
-            <w:r>
-              <w:rPr>
-                <w:rFonts w:ascii="Times New Roman" w:eastAsia="Times New Roman" w:hAnsi="Times New Roman" w:cs="Times New Roman"/>
-                <w:sz w:val="20"/>
-                <w:szCs w:val="20"/>
-              </w:rPr>
-              <w:t>Error: “Invalid email format”</w:t>
-            </w:r>
-          </w:p>
-        </w:tc>
-        <w:tc>
-          <w:tcPr>
-            <w:tcW w:w="0" w:type="auto"/>
-            <w:tcBorders>
-              <w:top w:val="single" w:sz="6" w:space="0" w:color="CCCCCC"/>
-              <w:left w:val="single" w:sz="6" w:space="0" w:color="CCCCCC"/>
-              <w:bottom w:val="single" w:sz="6" w:space="0" w:color="CCCCCC"/>
-              <w:right w:val="single" w:sz="6" w:space="0" w:color="CCCCCC"/>
-            </w:tcBorders>
-            <w:tcMar>
-              <w:top w:w="30" w:type="dxa"/>
-              <w:left w:w="45" w:type="dxa"/>
-              <w:bottom w:w="30" w:type="dxa"/>
-              <w:right w:w="45" w:type="dxa"/>
-            </w:tcMar>
-            <w:vAlign w:val="bottom"/>
-            <w:hideMark/>
-          </w:tcPr>
-          <w:p>
-            <w:pPr>
-              <w:spacing w:after="0" w:line="240" w:lineRule="auto"/>
-              <w:rPr>
-                <w:rFonts w:ascii="Times New Roman" w:eastAsia="Times New Roman" w:hAnsi="Times New Roman" w:cs="Times New Roman"/>
-                <w:sz w:val="20"/>
-                <w:szCs w:val="20"/>
-              </w:rPr>
-            </w:pPr>
-            <w:r>
-              <w:rPr>
-                <w:rFonts w:ascii="Times New Roman" w:eastAsia="Times New Roman" w:hAnsi="Times New Roman" w:cs="Times New Roman"/>
-                <w:sz w:val="20"/>
-                <w:szCs w:val="20"/>
-              </w:rPr>
-              <w:t>Medium</w:t>
-            </w:r>
-          </w:p>
-        </w:tc>
-        <w:tc>
-          <w:tcPr>
-            <w:tcW w:w="0" w:type="auto"/>
-            <w:tcBorders>
-              <w:top w:val="single" w:sz="6" w:space="0" w:color="CCCCCC"/>
-              <w:left w:val="single" w:sz="6" w:space="0" w:color="CCCCCC"/>
-              <w:bottom w:val="single" w:sz="6" w:space="0" w:color="CCCCCC"/>
-              <w:right w:val="single" w:sz="6" w:space="0" w:color="CCCCCC"/>
-            </w:tcBorders>
-            <w:tcMar>
-              <w:top w:w="30" w:type="dxa"/>
-              <w:left w:w="45" w:type="dxa"/>
-              <w:bottom w:w="30" w:type="dxa"/>
-              <w:right w:w="45" w:type="dxa"/>
-            </w:tcMar>
-            <w:vAlign w:val="bottom"/>
-            <w:hideMark/>
-          </w:tcPr>
-          <w:p>
-            <w:pPr>
-              <w:spacing w:after="0" w:line="240" w:lineRule="auto"/>
-              <w:rPr>
-                <w:rFonts w:ascii="Times New Roman" w:eastAsia="Times New Roman" w:hAnsi="Times New Roman" w:cs="Times New Roman"/>
-                <w:sz w:val="20"/>
-                <w:szCs w:val="20"/>
-              </w:rPr>
-            </w:pPr>
-            <w:r>
-              <w:rPr>
-                <w:rFonts w:ascii="Times New Roman" w:eastAsia="Times New Roman" w:hAnsi="Times New Roman" w:cs="Times New Roman"/>
-                <w:sz w:val="20"/>
-                <w:szCs w:val="20"/>
-              </w:rPr>
-              <w:t>Audit Note: Needs specific malformed data (e.g., missing @).</w:t>
+              <w:t>1. Leave fields blank</w:t>
+            </w:r>
+          </w:p>
+          <w:p>
+            <w:pPr>
+              <w:spacing w:after="0" w:line="240" w:lineRule="auto"/>
+              <w:rPr>
+                <w:rFonts w:ascii="Times New Roman" w:eastAsia="Times New Roman" w:hAnsi="Times New Roman" w:cs="Times New Roman"/>
+                <w:sz w:val="20"/>
+                <w:szCs w:val="20"/>
+              </w:rPr>
+            </w:pPr>
+            <w:r>
+              <w:rPr>
+                <w:rFonts w:ascii="Times New Roman" w:eastAsia="Times New Roman" w:hAnsi="Times New Roman" w:cs="Times New Roman"/>
+                <w:sz w:val="20"/>
+                <w:szCs w:val="20"/>
+              </w:rPr>
+              <w:t>2. Click login</w:t>
+            </w:r>
+          </w:p>
+        </w:tc>
+        <w:tc>
+          <w:tcPr>
+            <w:tcW w:w="0" w:type="auto"/>
+            <w:tcBorders>
+              <w:top w:val="single" w:sz="6" w:space="0" w:color="CCCCCC"/>
+              <w:left w:val="single" w:sz="6" w:space="0" w:color="CCCCCC"/>
+              <w:bottom w:val="single" w:sz="6" w:space="0" w:color="CCCCCC"/>
+              <w:right w:val="single" w:sz="6" w:space="0" w:color="CCCCCC"/>
+            </w:tcBorders>
+            <w:tcMar>
+              <w:top w:w="30" w:type="dxa"/>
+              <w:left w:w="45" w:type="dxa"/>
+              <w:bottom w:w="30" w:type="dxa"/>
+              <w:right w:w="45" w:type="dxa"/>
+            </w:tcMar>
+            <w:vAlign w:val="bottom"/>
+            <w:hideMark/>
+          </w:tcPr>
+          <w:p>
+            <w:pPr>
+              <w:spacing w:after="0" w:line="240" w:lineRule="auto"/>
+              <w:rPr>
+                <w:rFonts w:ascii="Times New Roman" w:eastAsia="Times New Roman" w:hAnsi="Times New Roman" w:cs="Times New Roman"/>
+                <w:sz w:val="20"/>
+                <w:szCs w:val="20"/>
+              </w:rPr>
+            </w:pPr>
+            <w:r>
+              <w:rPr>
+                <w:rFonts w:ascii="Times New Roman" w:eastAsia="Times New Roman" w:hAnsi="Times New Roman" w:cs="Times New Roman"/>
+                <w:sz w:val="20"/>
+                <w:szCs w:val="20"/>
+              </w:rPr>
+              <w:t>Error: “Email and password cannot be blank”</w:t>
+            </w:r>
+          </w:p>
+        </w:tc>
+        <w:tc>
+          <w:tcPr>
+            <w:tcW w:w="0" w:type="auto"/>
+            <w:tcBorders>
+              <w:top w:val="single" w:sz="6" w:space="0" w:color="CCCCCC"/>
+              <w:left w:val="single" w:sz="6" w:space="0" w:color="CCCCCC"/>
+              <w:bottom w:val="single" w:sz="6" w:space="0" w:color="CCCCCC"/>
+              <w:right w:val="single" w:sz="6" w:space="0" w:color="CCCCCC"/>
+            </w:tcBorders>
+            <w:tcMar>
+              <w:top w:w="30" w:type="dxa"/>
+              <w:left w:w="45" w:type="dxa"/>
+              <w:bottom w:w="30" w:type="dxa"/>
+              <w:right w:w="45" w:type="dxa"/>
+            </w:tcMar>
+            <w:vAlign w:val="bottom"/>
+            <w:hideMark/>
+          </w:tcPr>
+          <w:p>
+            <w:pPr>
+              <w:spacing w:after="0" w:line="240" w:lineRule="auto"/>
+              <w:rPr>
+                <w:rFonts w:ascii="Times New Roman" w:eastAsia="Times New Roman" w:hAnsi="Times New Roman" w:cs="Times New Roman"/>
+                <w:sz w:val="20"/>
+                <w:szCs w:val="20"/>
+              </w:rPr>
+            </w:pPr>
+            <w:r>
+              <w:rPr>
+                <w:rFonts w:ascii="Times New Roman" w:eastAsia="Times New Roman" w:hAnsi="Times New Roman" w:cs="Times New Roman"/>
+                <w:sz w:val="20"/>
+                <w:szCs w:val="20"/>
+              </w:rPr>
+              <w:t>High</w:t>
+            </w:r>
+          </w:p>
+        </w:tc>
+        <w:tc>
+          <w:tcPr>
+            <w:tcW w:w="0" w:type="auto"/>
+            <w:tcBorders>
+              <w:top w:val="single" w:sz="6" w:space="0" w:color="CCCCCC"/>
+              <w:left w:val="single" w:sz="6" w:space="0" w:color="CCCCCC"/>
+              <w:bottom w:val="single" w:sz="6" w:space="0" w:color="CCCCCC"/>
+              <w:right w:val="single" w:sz="6" w:space="0" w:color="CCCCCC"/>
+            </w:tcBorders>
+            <w:tcMar>
+              <w:top w:w="30" w:type="dxa"/>
+              <w:left w:w="45" w:type="dxa"/>
+              <w:bottom w:w="30" w:type="dxa"/>
+              <w:right w:w="45" w:type="dxa"/>
+            </w:tcMar>
+            <w:vAlign w:val="bottom"/>
+            <w:hideMark/>
+          </w:tcPr>
+          <w:p>
+            <w:pPr>
+              <w:spacing w:after="0" w:line="240" w:lineRule="auto"/>
+              <w:rPr>
+                <w:rFonts w:ascii="Times New Roman" w:eastAsia="Times New Roman" w:hAnsi="Times New Roman" w:cs="Times New Roman"/>
+                <w:sz w:val="20"/>
+                <w:szCs w:val="20"/>
+              </w:rPr>
+            </w:pPr>
+            <w:r>
+              <w:rPr>
+                <w:rFonts w:ascii="Times New Roman" w:eastAsia="Times New Roman" w:hAnsi="Times New Roman" w:cs="Times New Roman"/>
+                <w:sz w:val="20"/>
+                <w:szCs w:val="20"/>
+              </w:rPr>
+              <w:t>Audit Note: Added "High" priority for UX impact.</w:t>
             </w:r>
           </w:p>
         </w:tc>
@@ -1538,7 +2016,7 @@
                 <w:sz w:val="20"/>
                 <w:szCs w:val="20"/>
               </w:rPr>
-              <w:t>TC-004</w:t>
+              <w:t>TC-005</w:t>
             </w:r>
           </w:p>
         </w:tc>
@@ -1612,247 +2090,265 @@
                 <w:sz w:val="20"/>
                 <w:szCs w:val="20"/>
               </w:rPr>
-              <w:t>Blank fields</w:t>
-            </w:r>
-          </w:p>
-        </w:tc>
-        <w:tc>
-          <w:tcPr>
-            <w:tcW w:w="0" w:type="auto"/>
-            <w:tcBorders>
-              <w:top w:val="single" w:sz="6" w:space="0" w:color="CCCCCC"/>
-              <w:left w:val="single" w:sz="6" w:space="0" w:color="CCCCCC"/>
-              <w:bottom w:val="single" w:sz="6" w:space="0" w:color="CCCCCC"/>
-              <w:right w:val="single" w:sz="6" w:space="0" w:color="CCCCCC"/>
-            </w:tcBorders>
-            <w:tcMar>
-              <w:top w:w="30" w:type="dxa"/>
-              <w:left w:w="45" w:type="dxa"/>
-              <w:bottom w:w="30" w:type="dxa"/>
-              <w:right w:w="45" w:type="dxa"/>
-            </w:tcMar>
-            <w:vAlign w:val="bottom"/>
-            <w:hideMark/>
-          </w:tcPr>
-          <w:p>
-            <w:pPr>
-              <w:spacing w:after="0" w:line="240" w:lineRule="auto"/>
-              <w:rPr>
-                <w:rFonts w:ascii="Times New Roman" w:eastAsia="Times New Roman" w:hAnsi="Times New Roman" w:cs="Times New Roman"/>
-                <w:sz w:val="20"/>
-                <w:szCs w:val="20"/>
-              </w:rPr>
-            </w:pPr>
-            <w:r>
-              <w:rPr>
-                <w:rFonts w:ascii="Times New Roman" w:eastAsia="Times New Roman" w:hAnsi="Times New Roman" w:cs="Times New Roman"/>
-                <w:sz w:val="20"/>
-                <w:szCs w:val="20"/>
-              </w:rPr>
-              <w:t>Verify failure when fields are blank</w:t>
-            </w:r>
-          </w:p>
-        </w:tc>
-        <w:tc>
-          <w:tcPr>
-            <w:tcW w:w="0" w:type="auto"/>
-            <w:tcBorders>
-              <w:top w:val="single" w:sz="6" w:space="0" w:color="CCCCCC"/>
-              <w:left w:val="single" w:sz="6" w:space="0" w:color="CCCCCC"/>
-              <w:bottom w:val="single" w:sz="6" w:space="0" w:color="CCCCCC"/>
-              <w:right w:val="single" w:sz="6" w:space="0" w:color="CCCCCC"/>
-            </w:tcBorders>
-            <w:tcMar>
-              <w:top w:w="30" w:type="dxa"/>
-              <w:left w:w="45" w:type="dxa"/>
-              <w:bottom w:w="30" w:type="dxa"/>
-              <w:right w:w="45" w:type="dxa"/>
-            </w:tcMar>
-            <w:vAlign w:val="bottom"/>
-            <w:hideMark/>
-          </w:tcPr>
-          <w:p>
-            <w:pPr>
-              <w:spacing w:after="0" w:line="240" w:lineRule="auto"/>
-              <w:rPr>
-                <w:rFonts w:ascii="Times New Roman" w:eastAsia="Times New Roman" w:hAnsi="Times New Roman" w:cs="Times New Roman"/>
-                <w:sz w:val="20"/>
-                <w:szCs w:val="20"/>
-              </w:rPr>
-            </w:pPr>
-            <w:r>
-              <w:rPr>
-                <w:rFonts w:ascii="Times New Roman" w:eastAsia="Times New Roman" w:hAnsi="Times New Roman" w:cs="Times New Roman"/>
-                <w:sz w:val="20"/>
-                <w:szCs w:val="20"/>
-              </w:rPr>
-              <w:t>None</w:t>
-            </w:r>
-          </w:p>
-        </w:tc>
-        <w:tc>
-          <w:tcPr>
-            <w:tcW w:w="0" w:type="auto"/>
-            <w:tcBorders>
-              <w:top w:val="single" w:sz="6" w:space="0" w:color="CCCCCC"/>
-              <w:left w:val="single" w:sz="6" w:space="0" w:color="CCCCCC"/>
-              <w:bottom w:val="single" w:sz="6" w:space="0" w:color="CCCCCC"/>
-              <w:right w:val="single" w:sz="6" w:space="0" w:color="CCCCCC"/>
-            </w:tcBorders>
-            <w:tcMar>
-              <w:top w:w="30" w:type="dxa"/>
-              <w:left w:w="45" w:type="dxa"/>
-              <w:bottom w:w="30" w:type="dxa"/>
-              <w:right w:w="45" w:type="dxa"/>
-            </w:tcMar>
-            <w:vAlign w:val="bottom"/>
-            <w:hideMark/>
-          </w:tcPr>
-          <w:p>
-            <w:pPr>
-              <w:spacing w:after="0" w:line="240" w:lineRule="auto"/>
-              <w:rPr>
-                <w:rFonts w:ascii="Times New Roman" w:eastAsia="Times New Roman" w:hAnsi="Times New Roman" w:cs="Times New Roman"/>
-                <w:sz w:val="20"/>
-                <w:szCs w:val="20"/>
-              </w:rPr>
-            </w:pPr>
-            <w:r>
-              <w:rPr>
-                <w:rFonts w:ascii="Times New Roman" w:eastAsia="Times New Roman" w:hAnsi="Times New Roman" w:cs="Times New Roman"/>
-                <w:sz w:val="20"/>
-                <w:szCs w:val="20"/>
-              </w:rPr>
-              <w:t>1. Leave fields blank</w:t>
-            </w:r>
-          </w:p>
-          <w:p>
-            <w:pPr>
-              <w:spacing w:after="0" w:line="240" w:lineRule="auto"/>
-              <w:rPr>
-                <w:rFonts w:ascii="Times New Roman" w:eastAsia="Times New Roman" w:hAnsi="Times New Roman" w:cs="Times New Roman"/>
-                <w:sz w:val="20"/>
-                <w:szCs w:val="20"/>
-              </w:rPr>
-            </w:pPr>
-            <w:r>
-              <w:rPr>
-                <w:rFonts w:ascii="Times New Roman" w:eastAsia="Times New Roman" w:hAnsi="Times New Roman" w:cs="Times New Roman"/>
-                <w:sz w:val="20"/>
-                <w:szCs w:val="20"/>
-              </w:rPr>
-              <w:t>2. Click login</w:t>
-            </w:r>
-          </w:p>
-        </w:tc>
-        <w:tc>
-          <w:tcPr>
-            <w:tcW w:w="0" w:type="auto"/>
-            <w:tcBorders>
-              <w:top w:val="single" w:sz="6" w:space="0" w:color="CCCCCC"/>
-              <w:left w:val="single" w:sz="6" w:space="0" w:color="CCCCCC"/>
-              <w:bottom w:val="single" w:sz="6" w:space="0" w:color="CCCCCC"/>
-              <w:right w:val="single" w:sz="6" w:space="0" w:color="CCCCCC"/>
-            </w:tcBorders>
-            <w:tcMar>
-              <w:top w:w="30" w:type="dxa"/>
-              <w:left w:w="45" w:type="dxa"/>
-              <w:bottom w:w="30" w:type="dxa"/>
-              <w:right w:w="45" w:type="dxa"/>
-            </w:tcMar>
-            <w:vAlign w:val="bottom"/>
-            <w:hideMark/>
-          </w:tcPr>
-          <w:p>
-            <w:pPr>
-              <w:spacing w:after="0" w:line="240" w:lineRule="auto"/>
-              <w:rPr>
-                <w:rFonts w:ascii="Times New Roman" w:eastAsia="Times New Roman" w:hAnsi="Times New Roman" w:cs="Times New Roman"/>
-                <w:sz w:val="20"/>
-                <w:szCs w:val="20"/>
-              </w:rPr>
-            </w:pPr>
-            <w:r>
-              <w:rPr>
-                <w:rFonts w:ascii="Times New Roman" w:eastAsia="Times New Roman" w:hAnsi="Times New Roman" w:cs="Times New Roman"/>
-                <w:sz w:val="20"/>
-                <w:szCs w:val="20"/>
-              </w:rPr>
-              <w:t>Error: “Email and password cannot be blank”</w:t>
-            </w:r>
-          </w:p>
-        </w:tc>
-        <w:tc>
-          <w:tcPr>
-            <w:tcW w:w="0" w:type="auto"/>
-            <w:tcBorders>
-              <w:top w:val="single" w:sz="6" w:space="0" w:color="CCCCCC"/>
-              <w:left w:val="single" w:sz="6" w:space="0" w:color="CCCCCC"/>
-              <w:bottom w:val="single" w:sz="6" w:space="0" w:color="CCCCCC"/>
-              <w:right w:val="single" w:sz="6" w:space="0" w:color="CCCCCC"/>
-            </w:tcBorders>
-            <w:tcMar>
-              <w:top w:w="30" w:type="dxa"/>
-              <w:left w:w="45" w:type="dxa"/>
-              <w:bottom w:w="30" w:type="dxa"/>
-              <w:right w:w="45" w:type="dxa"/>
-            </w:tcMar>
-            <w:vAlign w:val="bottom"/>
-            <w:hideMark/>
-          </w:tcPr>
-          <w:p>
-            <w:pPr>
-              <w:spacing w:after="0" w:line="240" w:lineRule="auto"/>
-              <w:rPr>
-                <w:rFonts w:ascii="Times New Roman" w:eastAsia="Times New Roman" w:hAnsi="Times New Roman" w:cs="Times New Roman"/>
-                <w:sz w:val="20"/>
-                <w:szCs w:val="20"/>
-              </w:rPr>
-            </w:pPr>
-            <w:r>
-              <w:rPr>
-                <w:rFonts w:ascii="Times New Roman" w:eastAsia="Times New Roman" w:hAnsi="Times New Roman" w:cs="Times New Roman"/>
-                <w:sz w:val="20"/>
-                <w:szCs w:val="20"/>
-              </w:rPr>
-              <w:t>High</w:t>
-            </w:r>
-          </w:p>
-        </w:tc>
-        <w:tc>
-          <w:tcPr>
-            <w:tcW w:w="0" w:type="auto"/>
-            <w:tcBorders>
-              <w:top w:val="single" w:sz="6" w:space="0" w:color="CCCCCC"/>
-              <w:left w:val="single" w:sz="6" w:space="0" w:color="CCCCCC"/>
-              <w:bottom w:val="single" w:sz="6" w:space="0" w:color="CCCCCC"/>
-              <w:right w:val="single" w:sz="6" w:space="0" w:color="CCCCCC"/>
-            </w:tcBorders>
-            <w:tcMar>
-              <w:top w:w="30" w:type="dxa"/>
-              <w:left w:w="45" w:type="dxa"/>
-              <w:bottom w:w="30" w:type="dxa"/>
-              <w:right w:w="45" w:type="dxa"/>
-            </w:tcMar>
-            <w:vAlign w:val="bottom"/>
-            <w:hideMark/>
-          </w:tcPr>
-          <w:p>
-            <w:pPr>
-              <w:spacing w:after="0" w:line="240" w:lineRule="auto"/>
-              <w:rPr>
-                <w:rFonts w:ascii="Times New Roman" w:eastAsia="Times New Roman" w:hAnsi="Times New Roman" w:cs="Times New Roman"/>
-                <w:sz w:val="20"/>
-                <w:szCs w:val="20"/>
-              </w:rPr>
-            </w:pPr>
-            <w:r>
-              <w:rPr>
-                <w:rFonts w:ascii="Times New Roman" w:eastAsia="Times New Roman" w:hAnsi="Times New Roman" w:cs="Times New Roman"/>
-                <w:sz w:val="20"/>
-                <w:szCs w:val="20"/>
-              </w:rPr>
-              <w:t>Audit Note: Added "High" priority for UX impact.</w:t>
+              <w:t>Case sensitivity</w:t>
+            </w:r>
+          </w:p>
+        </w:tc>
+        <w:tc>
+          <w:tcPr>
+            <w:tcW w:w="0" w:type="auto"/>
+            <w:tcBorders>
+              <w:top w:val="single" w:sz="6" w:space="0" w:color="CCCCCC"/>
+              <w:left w:val="single" w:sz="6" w:space="0" w:color="CCCCCC"/>
+              <w:bottom w:val="single" w:sz="6" w:space="0" w:color="CCCCCC"/>
+              <w:right w:val="single" w:sz="6" w:space="0" w:color="CCCCCC"/>
+            </w:tcBorders>
+            <w:tcMar>
+              <w:top w:w="30" w:type="dxa"/>
+              <w:left w:w="45" w:type="dxa"/>
+              <w:bottom w:w="30" w:type="dxa"/>
+              <w:right w:w="45" w:type="dxa"/>
+            </w:tcMar>
+            <w:vAlign w:val="bottom"/>
+            <w:hideMark/>
+          </w:tcPr>
+          <w:p>
+            <w:pPr>
+              <w:spacing w:after="0" w:line="240" w:lineRule="auto"/>
+              <w:rPr>
+                <w:rFonts w:ascii="Times New Roman" w:eastAsia="Times New Roman" w:hAnsi="Times New Roman" w:cs="Times New Roman"/>
+                <w:sz w:val="20"/>
+                <w:szCs w:val="20"/>
+              </w:rPr>
+            </w:pPr>
+            <w:r>
+              <w:rPr>
+                <w:rFonts w:ascii="Times New Roman" w:eastAsia="Times New Roman" w:hAnsi="Times New Roman" w:cs="Times New Roman"/>
+                <w:sz w:val="20"/>
+                <w:szCs w:val="20"/>
+              </w:rPr>
+              <w:t>Verify password case-sensitivity</w:t>
+            </w:r>
+          </w:p>
+        </w:tc>
+        <w:tc>
+          <w:tcPr>
+            <w:tcW w:w="0" w:type="auto"/>
+            <w:tcBorders>
+              <w:top w:val="single" w:sz="6" w:space="0" w:color="CCCCCC"/>
+              <w:left w:val="single" w:sz="6" w:space="0" w:color="CCCCCC"/>
+              <w:bottom w:val="single" w:sz="6" w:space="0" w:color="CCCCCC"/>
+              <w:right w:val="single" w:sz="6" w:space="0" w:color="CCCCCC"/>
+            </w:tcBorders>
+            <w:tcMar>
+              <w:top w:w="30" w:type="dxa"/>
+              <w:left w:w="45" w:type="dxa"/>
+              <w:bottom w:w="30" w:type="dxa"/>
+              <w:right w:w="45" w:type="dxa"/>
+            </w:tcMar>
+            <w:vAlign w:val="bottom"/>
+            <w:hideMark/>
+          </w:tcPr>
+          <w:p>
+            <w:pPr>
+              <w:spacing w:after="0" w:line="240" w:lineRule="auto"/>
+              <w:rPr>
+                <w:rFonts w:ascii="Times New Roman" w:eastAsia="Times New Roman" w:hAnsi="Times New Roman" w:cs="Times New Roman"/>
+                <w:sz w:val="20"/>
+                <w:szCs w:val="20"/>
+              </w:rPr>
+            </w:pPr>
+            <w:r>
+              <w:rPr>
+                <w:rFonts w:ascii="Times New Roman" w:eastAsia="Times New Roman" w:hAnsi="Times New Roman" w:cs="Times New Roman"/>
+                <w:sz w:val="20"/>
+                <w:szCs w:val="20"/>
+              </w:rPr>
+              <w:t>User has case-specific password</w:t>
+            </w:r>
+          </w:p>
+        </w:tc>
+        <w:tc>
+          <w:tcPr>
+            <w:tcW w:w="0" w:type="auto"/>
+            <w:tcBorders>
+              <w:top w:val="single" w:sz="6" w:space="0" w:color="CCCCCC"/>
+              <w:left w:val="single" w:sz="6" w:space="0" w:color="CCCCCC"/>
+              <w:bottom w:val="single" w:sz="6" w:space="0" w:color="CCCCCC"/>
+              <w:right w:val="single" w:sz="6" w:space="0" w:color="CCCCCC"/>
+            </w:tcBorders>
+            <w:tcMar>
+              <w:top w:w="30" w:type="dxa"/>
+              <w:left w:w="45" w:type="dxa"/>
+              <w:bottom w:w="30" w:type="dxa"/>
+              <w:right w:w="45" w:type="dxa"/>
+            </w:tcMar>
+            <w:vAlign w:val="bottom"/>
+            <w:hideMark/>
+          </w:tcPr>
+          <w:p>
+            <w:pPr>
+              <w:spacing w:after="0" w:line="240" w:lineRule="auto"/>
+              <w:rPr>
+                <w:rFonts w:ascii="Times New Roman" w:eastAsia="Times New Roman" w:hAnsi="Times New Roman" w:cs="Times New Roman"/>
+                <w:sz w:val="20"/>
+                <w:szCs w:val="20"/>
+              </w:rPr>
+            </w:pPr>
+            <w:r>
+              <w:rPr>
+                <w:rFonts w:ascii="Times New Roman" w:eastAsia="Times New Roman" w:hAnsi="Times New Roman" w:cs="Times New Roman"/>
+                <w:sz w:val="20"/>
+                <w:szCs w:val="20"/>
+              </w:rPr>
+              <w:t>1. Enter email</w:t>
+            </w:r>
+          </w:p>
+          <w:p>
+            <w:pPr>
+              <w:spacing w:after="0" w:line="240" w:lineRule="auto"/>
+              <w:rPr>
+                <w:rFonts w:ascii="Times New Roman" w:eastAsia="Times New Roman" w:hAnsi="Times New Roman" w:cs="Times New Roman"/>
+                <w:sz w:val="20"/>
+                <w:szCs w:val="20"/>
+              </w:rPr>
+            </w:pPr>
+            <w:r>
+              <w:rPr>
+                <w:rFonts w:ascii="Times New Roman" w:eastAsia="Times New Roman" w:hAnsi="Times New Roman" w:cs="Times New Roman"/>
+                <w:sz w:val="20"/>
+                <w:szCs w:val="20"/>
+              </w:rPr>
+              <w:t>2. Enter wrong case password</w:t>
+            </w:r>
+          </w:p>
+          <w:p>
+            <w:pPr>
+              <w:spacing w:after="0" w:line="240" w:lineRule="auto"/>
+              <w:rPr>
+                <w:rFonts w:ascii="Times New Roman" w:eastAsia="Times New Roman" w:hAnsi="Times New Roman" w:cs="Times New Roman"/>
+                <w:sz w:val="20"/>
+                <w:szCs w:val="20"/>
+              </w:rPr>
+            </w:pPr>
+            <w:r>
+              <w:rPr>
+                <w:rFonts w:ascii="Times New Roman" w:eastAsia="Times New Roman" w:hAnsi="Times New Roman" w:cs="Times New Roman"/>
+                <w:sz w:val="20"/>
+                <w:szCs w:val="20"/>
+              </w:rPr>
+              <w:t>3. Click login</w:t>
+            </w:r>
+          </w:p>
+        </w:tc>
+        <w:tc>
+          <w:tcPr>
+            <w:tcW w:w="0" w:type="auto"/>
+            <w:tcBorders>
+              <w:top w:val="single" w:sz="6" w:space="0" w:color="CCCCCC"/>
+              <w:left w:val="single" w:sz="6" w:space="0" w:color="CCCCCC"/>
+              <w:bottom w:val="single" w:sz="6" w:space="0" w:color="CCCCCC"/>
+              <w:right w:val="single" w:sz="6" w:space="0" w:color="CCCCCC"/>
+            </w:tcBorders>
+            <w:tcMar>
+              <w:top w:w="30" w:type="dxa"/>
+              <w:left w:w="45" w:type="dxa"/>
+              <w:bottom w:w="30" w:type="dxa"/>
+              <w:right w:w="45" w:type="dxa"/>
+            </w:tcMar>
+            <w:vAlign w:val="bottom"/>
+            <w:hideMark/>
+          </w:tcPr>
+          <w:p>
+            <w:pPr>
+              <w:spacing w:after="0" w:line="240" w:lineRule="auto"/>
+              <w:rPr>
+                <w:rFonts w:ascii="Times New Roman" w:eastAsia="Times New Roman" w:hAnsi="Times New Roman" w:cs="Times New Roman"/>
+                <w:sz w:val="20"/>
+                <w:szCs w:val="20"/>
+              </w:rPr>
+            </w:pPr>
+            <w:r>
+              <w:rPr>
+                <w:rFonts w:ascii="Times New Roman" w:eastAsia="Times New Roman" w:hAnsi="Times New Roman" w:cs="Times New Roman"/>
+                <w:sz w:val="20"/>
+                <w:szCs w:val="20"/>
+              </w:rPr>
+              <w:t>Error: “Invalid username or password”</w:t>
+            </w:r>
+          </w:p>
+        </w:tc>
+        <w:tc>
+          <w:tcPr>
+            <w:tcW w:w="0" w:type="auto"/>
+            <w:tcBorders>
+              <w:top w:val="single" w:sz="6" w:space="0" w:color="CCCCCC"/>
+              <w:left w:val="single" w:sz="6" w:space="0" w:color="CCCCCC"/>
+              <w:bottom w:val="single" w:sz="6" w:space="0" w:color="CCCCCC"/>
+              <w:right w:val="single" w:sz="6" w:space="0" w:color="CCCCCC"/>
+            </w:tcBorders>
+            <w:tcMar>
+              <w:top w:w="30" w:type="dxa"/>
+              <w:left w:w="45" w:type="dxa"/>
+              <w:bottom w:w="30" w:type="dxa"/>
+              <w:right w:w="45" w:type="dxa"/>
+            </w:tcMar>
+            <w:vAlign w:val="bottom"/>
+            <w:hideMark/>
+          </w:tcPr>
+          <w:p>
+            <w:pPr>
+              <w:spacing w:after="0" w:line="240" w:lineRule="auto"/>
+              <w:rPr>
+                <w:rFonts w:ascii="Times New Roman" w:eastAsia="Times New Roman" w:hAnsi="Times New Roman" w:cs="Times New Roman"/>
+                <w:sz w:val="20"/>
+                <w:szCs w:val="20"/>
+              </w:rPr>
+            </w:pPr>
+            <w:r>
+              <w:rPr>
+                <w:rFonts w:ascii="Times New Roman" w:eastAsia="Times New Roman" w:hAnsi="Times New Roman" w:cs="Times New Roman"/>
+                <w:sz w:val="20"/>
+                <w:szCs w:val="20"/>
+              </w:rPr>
+              <w:t>Medium</w:t>
+            </w:r>
+          </w:p>
+        </w:tc>
+        <w:tc>
+          <w:tcPr>
+            <w:tcW w:w="0" w:type="auto"/>
+            <w:tcBorders>
+              <w:top w:val="single" w:sz="6" w:space="0" w:color="CCCCCC"/>
+              <w:left w:val="single" w:sz="6" w:space="0" w:color="CCCCCC"/>
+              <w:bottom w:val="single" w:sz="6" w:space="0" w:color="CCCCCC"/>
+              <w:right w:val="single" w:sz="6" w:space="0" w:color="CCCCCC"/>
+            </w:tcBorders>
+            <w:tcMar>
+              <w:top w:w="30" w:type="dxa"/>
+              <w:left w:w="45" w:type="dxa"/>
+              <w:bottom w:w="30" w:type="dxa"/>
+              <w:right w:w="45" w:type="dxa"/>
+            </w:tcMar>
+            <w:vAlign w:val="bottom"/>
+            <w:hideMark/>
+          </w:tcPr>
+          <w:p>
+            <w:pPr>
+              <w:spacing w:after="0" w:line="240" w:lineRule="auto"/>
+              <w:rPr>
+                <w:rFonts w:ascii="Times New Roman" w:eastAsia="Times New Roman" w:hAnsi="Times New Roman" w:cs="Times New Roman"/>
+                <w:sz w:val="20"/>
+                <w:szCs w:val="20"/>
+              </w:rPr>
+            </w:pPr>
+            <w:r>
+              <w:rPr>
+                <w:rFonts w:ascii="Times New Roman" w:eastAsia="Times New Roman" w:hAnsi="Times New Roman" w:cs="Times New Roman"/>
+                <w:sz w:val="20"/>
+                <w:szCs w:val="20"/>
+              </w:rPr>
+              <w:t>Audit Note: Functional and correctly mapped.</w:t>
             </w:r>
           </w:p>
         </w:tc>
@@ -1894,7 +2390,7 @@
                 <w:sz w:val="20"/>
                 <w:szCs w:val="20"/>
               </w:rPr>
-              <w:t>TC-005</w:t>
+              <w:t>TC-006</w:t>
             </w:r>
           </w:p>
         </w:tc>
@@ -1968,265 +2464,257 @@
                 <w:sz w:val="20"/>
                 <w:szCs w:val="20"/>
               </w:rPr>
-              <w:t>Case sensitivity</w:t>
-            </w:r>
-          </w:p>
-        </w:tc>
-        <w:tc>
-          <w:tcPr>
-            <w:tcW w:w="0" w:type="auto"/>
-            <w:tcBorders>
-              <w:top w:val="single" w:sz="6" w:space="0" w:color="CCCCCC"/>
-              <w:left w:val="single" w:sz="6" w:space="0" w:color="CCCCCC"/>
-              <w:bottom w:val="single" w:sz="6" w:space="0" w:color="CCCCCC"/>
-              <w:right w:val="single" w:sz="6" w:space="0" w:color="CCCCCC"/>
-            </w:tcBorders>
-            <w:tcMar>
-              <w:top w:w="30" w:type="dxa"/>
-              <w:left w:w="45" w:type="dxa"/>
-              <w:bottom w:w="30" w:type="dxa"/>
-              <w:right w:w="45" w:type="dxa"/>
-            </w:tcMar>
-            <w:vAlign w:val="bottom"/>
-            <w:hideMark/>
-          </w:tcPr>
-          <w:p>
-            <w:pPr>
-              <w:spacing w:after="0" w:line="240" w:lineRule="auto"/>
-              <w:rPr>
-                <w:rFonts w:ascii="Times New Roman" w:eastAsia="Times New Roman" w:hAnsi="Times New Roman" w:cs="Times New Roman"/>
-                <w:sz w:val="20"/>
-                <w:szCs w:val="20"/>
-              </w:rPr>
-            </w:pPr>
-            <w:r>
-              <w:rPr>
-                <w:rFonts w:ascii="Times New Roman" w:eastAsia="Times New Roman" w:hAnsi="Times New Roman" w:cs="Times New Roman"/>
-                <w:sz w:val="20"/>
-                <w:szCs w:val="20"/>
-              </w:rPr>
-              <w:t>Verify password case-sensitivity</w:t>
-            </w:r>
-          </w:p>
-        </w:tc>
-        <w:tc>
-          <w:tcPr>
-            <w:tcW w:w="0" w:type="auto"/>
-            <w:tcBorders>
-              <w:top w:val="single" w:sz="6" w:space="0" w:color="CCCCCC"/>
-              <w:left w:val="single" w:sz="6" w:space="0" w:color="CCCCCC"/>
-              <w:bottom w:val="single" w:sz="6" w:space="0" w:color="CCCCCC"/>
-              <w:right w:val="single" w:sz="6" w:space="0" w:color="CCCCCC"/>
-            </w:tcBorders>
-            <w:tcMar>
-              <w:top w:w="30" w:type="dxa"/>
-              <w:left w:w="45" w:type="dxa"/>
-              <w:bottom w:w="30" w:type="dxa"/>
-              <w:right w:w="45" w:type="dxa"/>
-            </w:tcMar>
-            <w:vAlign w:val="bottom"/>
-            <w:hideMark/>
-          </w:tcPr>
-          <w:p>
-            <w:pPr>
-              <w:spacing w:after="0" w:line="240" w:lineRule="auto"/>
-              <w:rPr>
-                <w:rFonts w:ascii="Times New Roman" w:eastAsia="Times New Roman" w:hAnsi="Times New Roman" w:cs="Times New Roman"/>
-                <w:sz w:val="20"/>
-                <w:szCs w:val="20"/>
-              </w:rPr>
-            </w:pPr>
-            <w:r>
-              <w:rPr>
-                <w:rFonts w:ascii="Times New Roman" w:eastAsia="Times New Roman" w:hAnsi="Times New Roman" w:cs="Times New Roman"/>
-                <w:sz w:val="20"/>
-                <w:szCs w:val="20"/>
-              </w:rPr>
-              <w:t>User has case-specific password</w:t>
-            </w:r>
-          </w:p>
-        </w:tc>
-        <w:tc>
-          <w:tcPr>
-            <w:tcW w:w="0" w:type="auto"/>
-            <w:tcBorders>
-              <w:top w:val="single" w:sz="6" w:space="0" w:color="CCCCCC"/>
-              <w:left w:val="single" w:sz="6" w:space="0" w:color="CCCCCC"/>
-              <w:bottom w:val="single" w:sz="6" w:space="0" w:color="CCCCCC"/>
-              <w:right w:val="single" w:sz="6" w:space="0" w:color="CCCCCC"/>
-            </w:tcBorders>
-            <w:tcMar>
-              <w:top w:w="30" w:type="dxa"/>
-              <w:left w:w="45" w:type="dxa"/>
-              <w:bottom w:w="30" w:type="dxa"/>
-              <w:right w:w="45" w:type="dxa"/>
-            </w:tcMar>
-            <w:vAlign w:val="bottom"/>
-            <w:hideMark/>
-          </w:tcPr>
-          <w:p>
-            <w:pPr>
-              <w:spacing w:after="0" w:line="240" w:lineRule="auto"/>
-              <w:rPr>
-                <w:rFonts w:ascii="Times New Roman" w:eastAsia="Times New Roman" w:hAnsi="Times New Roman" w:cs="Times New Roman"/>
-                <w:sz w:val="20"/>
-                <w:szCs w:val="20"/>
-              </w:rPr>
-            </w:pPr>
-            <w:r>
-              <w:rPr>
-                <w:rFonts w:ascii="Times New Roman" w:eastAsia="Times New Roman" w:hAnsi="Times New Roman" w:cs="Times New Roman"/>
-                <w:sz w:val="20"/>
-                <w:szCs w:val="20"/>
-              </w:rPr>
-              <w:t>1. Enter email</w:t>
-            </w:r>
-          </w:p>
-          <w:p>
-            <w:pPr>
-              <w:spacing w:after="0" w:line="240" w:lineRule="auto"/>
-              <w:rPr>
-                <w:rFonts w:ascii="Times New Roman" w:eastAsia="Times New Roman" w:hAnsi="Times New Roman" w:cs="Times New Roman"/>
-                <w:sz w:val="20"/>
-                <w:szCs w:val="20"/>
-              </w:rPr>
-            </w:pPr>
-            <w:r>
-              <w:rPr>
-                <w:rFonts w:ascii="Times New Roman" w:eastAsia="Times New Roman" w:hAnsi="Times New Roman" w:cs="Times New Roman"/>
-                <w:sz w:val="20"/>
-                <w:szCs w:val="20"/>
-              </w:rPr>
-              <w:t>2. Enter wrong case password</w:t>
-            </w:r>
-          </w:p>
-          <w:p>
-            <w:pPr>
-              <w:spacing w:after="0" w:line="240" w:lineRule="auto"/>
-              <w:rPr>
-                <w:rFonts w:ascii="Times New Roman" w:eastAsia="Times New Roman" w:hAnsi="Times New Roman" w:cs="Times New Roman"/>
-                <w:sz w:val="20"/>
-                <w:szCs w:val="20"/>
-              </w:rPr>
-            </w:pPr>
-            <w:r>
-              <w:rPr>
-                <w:rFonts w:ascii="Times New Roman" w:eastAsia="Times New Roman" w:hAnsi="Times New Roman" w:cs="Times New Roman"/>
-                <w:sz w:val="20"/>
-                <w:szCs w:val="20"/>
-              </w:rPr>
-              <w:t>3. Click login</w:t>
-            </w:r>
-          </w:p>
-        </w:tc>
-        <w:tc>
-          <w:tcPr>
-            <w:tcW w:w="0" w:type="auto"/>
-            <w:tcBorders>
-              <w:top w:val="single" w:sz="6" w:space="0" w:color="CCCCCC"/>
-              <w:left w:val="single" w:sz="6" w:space="0" w:color="CCCCCC"/>
-              <w:bottom w:val="single" w:sz="6" w:space="0" w:color="CCCCCC"/>
-              <w:right w:val="single" w:sz="6" w:space="0" w:color="CCCCCC"/>
-            </w:tcBorders>
-            <w:tcMar>
-              <w:top w:w="30" w:type="dxa"/>
-              <w:left w:w="45" w:type="dxa"/>
-              <w:bottom w:w="30" w:type="dxa"/>
-              <w:right w:w="45" w:type="dxa"/>
-            </w:tcMar>
-            <w:vAlign w:val="bottom"/>
-            <w:hideMark/>
-          </w:tcPr>
-          <w:p>
-            <w:pPr>
-              <w:spacing w:after="0" w:line="240" w:lineRule="auto"/>
-              <w:rPr>
-                <w:rFonts w:ascii="Times New Roman" w:eastAsia="Times New Roman" w:hAnsi="Times New Roman" w:cs="Times New Roman"/>
-                <w:sz w:val="20"/>
-                <w:szCs w:val="20"/>
-              </w:rPr>
-            </w:pPr>
-            <w:r>
-              <w:rPr>
-                <w:rFonts w:ascii="Times New Roman" w:eastAsia="Times New Roman" w:hAnsi="Times New Roman" w:cs="Times New Roman"/>
-                <w:sz w:val="20"/>
-                <w:szCs w:val="20"/>
-              </w:rPr>
-              <w:t>Error: “Invalid username or password”</w:t>
-            </w:r>
-          </w:p>
-        </w:tc>
-        <w:tc>
-          <w:tcPr>
-            <w:tcW w:w="0" w:type="auto"/>
-            <w:tcBorders>
-              <w:top w:val="single" w:sz="6" w:space="0" w:color="CCCCCC"/>
-              <w:left w:val="single" w:sz="6" w:space="0" w:color="CCCCCC"/>
-              <w:bottom w:val="single" w:sz="6" w:space="0" w:color="CCCCCC"/>
-              <w:right w:val="single" w:sz="6" w:space="0" w:color="CCCCCC"/>
-            </w:tcBorders>
-            <w:tcMar>
-              <w:top w:w="30" w:type="dxa"/>
-              <w:left w:w="45" w:type="dxa"/>
-              <w:bottom w:w="30" w:type="dxa"/>
-              <w:right w:w="45" w:type="dxa"/>
-            </w:tcMar>
-            <w:vAlign w:val="bottom"/>
-            <w:hideMark/>
-          </w:tcPr>
-          <w:p>
-            <w:pPr>
-              <w:spacing w:after="0" w:line="240" w:lineRule="auto"/>
-              <w:rPr>
-                <w:rFonts w:ascii="Times New Roman" w:eastAsia="Times New Roman" w:hAnsi="Times New Roman" w:cs="Times New Roman"/>
-                <w:sz w:val="20"/>
-                <w:szCs w:val="20"/>
-              </w:rPr>
-            </w:pPr>
-            <w:r>
-              <w:rPr>
-                <w:rFonts w:ascii="Times New Roman" w:eastAsia="Times New Roman" w:hAnsi="Times New Roman" w:cs="Times New Roman"/>
-                <w:sz w:val="20"/>
-                <w:szCs w:val="20"/>
-              </w:rPr>
-              <w:t>Medium</w:t>
-            </w:r>
-          </w:p>
-        </w:tc>
-        <w:tc>
-          <w:tcPr>
-            <w:tcW w:w="0" w:type="auto"/>
-            <w:tcBorders>
-              <w:top w:val="single" w:sz="6" w:space="0" w:color="CCCCCC"/>
-              <w:left w:val="single" w:sz="6" w:space="0" w:color="CCCCCC"/>
-              <w:bottom w:val="single" w:sz="6" w:space="0" w:color="CCCCCC"/>
-              <w:right w:val="single" w:sz="6" w:space="0" w:color="CCCCCC"/>
-            </w:tcBorders>
-            <w:tcMar>
-              <w:top w:w="30" w:type="dxa"/>
-              <w:left w:w="45" w:type="dxa"/>
-              <w:bottom w:w="30" w:type="dxa"/>
-              <w:right w:w="45" w:type="dxa"/>
-            </w:tcMar>
-            <w:vAlign w:val="bottom"/>
-            <w:hideMark/>
-          </w:tcPr>
-          <w:p>
-            <w:pPr>
-              <w:spacing w:after="0" w:line="240" w:lineRule="auto"/>
-              <w:rPr>
-                <w:rFonts w:ascii="Times New Roman" w:eastAsia="Times New Roman" w:hAnsi="Times New Roman" w:cs="Times New Roman"/>
-                <w:sz w:val="20"/>
-                <w:szCs w:val="20"/>
-              </w:rPr>
-            </w:pPr>
-            <w:r>
-              <w:rPr>
-                <w:rFonts w:ascii="Times New Roman" w:eastAsia="Times New Roman" w:hAnsi="Times New Roman" w:cs="Times New Roman"/>
-                <w:sz w:val="20"/>
-                <w:szCs w:val="20"/>
-              </w:rPr>
-              <w:t>Audit Note: Functional and correctly mapped.</w:t>
+              <w:t>SQL Injection</w:t>
+            </w:r>
+          </w:p>
+        </w:tc>
+        <w:tc>
+          <w:tcPr>
+            <w:tcW w:w="0" w:type="auto"/>
+            <w:tcBorders>
+              <w:top w:val="single" w:sz="6" w:space="0" w:color="CCCCCC"/>
+              <w:left w:val="single" w:sz="6" w:space="0" w:color="CCCCCC"/>
+              <w:bottom w:val="single" w:sz="6" w:space="0" w:color="CCCCCC"/>
+              <w:right w:val="single" w:sz="6" w:space="0" w:color="CCCCCC"/>
+            </w:tcBorders>
+            <w:tcMar>
+              <w:top w:w="30" w:type="dxa"/>
+              <w:left w:w="45" w:type="dxa"/>
+              <w:bottom w:w="30" w:type="dxa"/>
+              <w:right w:w="45" w:type="dxa"/>
+            </w:tcMar>
+            <w:vAlign w:val="bottom"/>
+            <w:hideMark/>
+          </w:tcPr>
+          <w:p>
+            <w:pPr>
+              <w:spacing w:after="0" w:line="240" w:lineRule="auto"/>
+              <w:rPr>
+                <w:rFonts w:ascii="Times New Roman" w:eastAsia="Times New Roman" w:hAnsi="Times New Roman" w:cs="Times New Roman"/>
+                <w:sz w:val="20"/>
+                <w:szCs w:val="20"/>
+              </w:rPr>
+            </w:pPr>
+            <w:r>
+              <w:rPr>
+                <w:rFonts w:ascii="Times New Roman" w:eastAsia="Times New Roman" w:hAnsi="Times New Roman" w:cs="Times New Roman"/>
+                <w:sz w:val="20"/>
+                <w:szCs w:val="20"/>
+              </w:rPr>
+              <w:t>Prevent unauthorized DB access</w:t>
+            </w:r>
+          </w:p>
+        </w:tc>
+        <w:tc>
+          <w:tcPr>
+            <w:tcW w:w="0" w:type="auto"/>
+            <w:tcBorders>
+              <w:top w:val="single" w:sz="6" w:space="0" w:color="CCCCCC"/>
+              <w:left w:val="single" w:sz="6" w:space="0" w:color="CCCCCC"/>
+              <w:bottom w:val="single" w:sz="6" w:space="0" w:color="CCCCCC"/>
+              <w:right w:val="single" w:sz="6" w:space="0" w:color="CCCCCC"/>
+            </w:tcBorders>
+            <w:tcMar>
+              <w:top w:w="30" w:type="dxa"/>
+              <w:left w:w="45" w:type="dxa"/>
+              <w:bottom w:w="30" w:type="dxa"/>
+              <w:right w:w="45" w:type="dxa"/>
+            </w:tcMar>
+            <w:vAlign w:val="bottom"/>
+            <w:hideMark/>
+          </w:tcPr>
+          <w:p>
+            <w:pPr>
+              <w:spacing w:after="0" w:line="240" w:lineRule="auto"/>
+              <w:rPr>
+                <w:rFonts w:ascii="Times New Roman" w:eastAsia="Times New Roman" w:hAnsi="Times New Roman" w:cs="Times New Roman"/>
+                <w:sz w:val="20"/>
+                <w:szCs w:val="20"/>
+              </w:rPr>
+            </w:pPr>
+            <w:r>
+              <w:rPr>
+                <w:rFonts w:ascii="Times New Roman" w:eastAsia="Times New Roman" w:hAnsi="Times New Roman" w:cs="Times New Roman"/>
+                <w:sz w:val="20"/>
+                <w:szCs w:val="20"/>
+              </w:rPr>
+              <w:t xml:space="preserve">Environment must be a non-production instance with comprehensive system logging enabled to monitor and audit </w:t>
+            </w:r>
+            <w:r>
+              <w:rPr>
+                <w:rFonts w:ascii="Times New Roman" w:eastAsia="Times New Roman" w:hAnsi="Times New Roman" w:cs="Times New Roman"/>
+                <w:sz w:val="20"/>
+                <w:szCs w:val="20"/>
+              </w:rPr>
+              <w:lastRenderedPageBreak/>
+              <w:t>unauthorized access attempts</w:t>
+            </w:r>
+          </w:p>
+        </w:tc>
+        <w:tc>
+          <w:tcPr>
+            <w:tcW w:w="0" w:type="auto"/>
+            <w:tcBorders>
+              <w:top w:val="single" w:sz="6" w:space="0" w:color="CCCCCC"/>
+              <w:left w:val="single" w:sz="6" w:space="0" w:color="CCCCCC"/>
+              <w:bottom w:val="single" w:sz="6" w:space="0" w:color="CCCCCC"/>
+              <w:right w:val="single" w:sz="6" w:space="0" w:color="CCCCCC"/>
+            </w:tcBorders>
+            <w:tcMar>
+              <w:top w:w="30" w:type="dxa"/>
+              <w:left w:w="45" w:type="dxa"/>
+              <w:bottom w:w="30" w:type="dxa"/>
+              <w:right w:w="45" w:type="dxa"/>
+            </w:tcMar>
+            <w:vAlign w:val="bottom"/>
+            <w:hideMark/>
+          </w:tcPr>
+          <w:p>
+            <w:pPr>
+              <w:spacing w:after="0" w:line="240" w:lineRule="auto"/>
+              <w:rPr>
+                <w:rFonts w:ascii="Times New Roman" w:eastAsia="Times New Roman" w:hAnsi="Times New Roman" w:cs="Times New Roman"/>
+                <w:sz w:val="20"/>
+                <w:szCs w:val="20"/>
+              </w:rPr>
+            </w:pPr>
+            <w:r>
+              <w:rPr>
+                <w:rFonts w:ascii="Times New Roman" w:eastAsia="Times New Roman" w:hAnsi="Times New Roman" w:cs="Times New Roman"/>
+                <w:sz w:val="20"/>
+                <w:szCs w:val="20"/>
+              </w:rPr>
+              <w:lastRenderedPageBreak/>
+              <w:t>1. Enter ' OR '1'='1</w:t>
+            </w:r>
+          </w:p>
+          <w:p>
+            <w:pPr>
+              <w:spacing w:after="0" w:line="240" w:lineRule="auto"/>
+              <w:rPr>
+                <w:rFonts w:ascii="Times New Roman" w:eastAsia="Times New Roman" w:hAnsi="Times New Roman" w:cs="Times New Roman"/>
+                <w:sz w:val="20"/>
+                <w:szCs w:val="20"/>
+              </w:rPr>
+            </w:pPr>
+            <w:r>
+              <w:rPr>
+                <w:rFonts w:ascii="Times New Roman" w:eastAsia="Times New Roman" w:hAnsi="Times New Roman" w:cs="Times New Roman"/>
+                <w:sz w:val="20"/>
+                <w:szCs w:val="20"/>
+              </w:rPr>
+              <w:t>2. Click login</w:t>
+            </w:r>
+          </w:p>
+        </w:tc>
+        <w:tc>
+          <w:tcPr>
+            <w:tcW w:w="0" w:type="auto"/>
+            <w:tcBorders>
+              <w:top w:val="single" w:sz="6" w:space="0" w:color="CCCCCC"/>
+              <w:left w:val="single" w:sz="6" w:space="0" w:color="CCCCCC"/>
+              <w:bottom w:val="single" w:sz="6" w:space="0" w:color="CCCCCC"/>
+              <w:right w:val="single" w:sz="6" w:space="0" w:color="CCCCCC"/>
+            </w:tcBorders>
+            <w:tcMar>
+              <w:top w:w="30" w:type="dxa"/>
+              <w:left w:w="45" w:type="dxa"/>
+              <w:bottom w:w="30" w:type="dxa"/>
+              <w:right w:w="45" w:type="dxa"/>
+            </w:tcMar>
+            <w:vAlign w:val="bottom"/>
+            <w:hideMark/>
+          </w:tcPr>
+          <w:p>
+            <w:pPr>
+              <w:spacing w:after="0" w:line="240" w:lineRule="auto"/>
+              <w:rPr>
+                <w:rFonts w:ascii="Times New Roman" w:eastAsia="Times New Roman" w:hAnsi="Times New Roman" w:cs="Times New Roman"/>
+                <w:sz w:val="20"/>
+                <w:szCs w:val="20"/>
+              </w:rPr>
+            </w:pPr>
+            <w:r>
+              <w:rPr>
+                <w:rFonts w:ascii="Times New Roman" w:eastAsia="Times New Roman" w:hAnsi="Times New Roman" w:cs="Times New Roman"/>
+                <w:sz w:val="20"/>
+                <w:szCs w:val="20"/>
+              </w:rPr>
+              <w:t>System rejects input; no access granted</w:t>
+            </w:r>
+          </w:p>
+        </w:tc>
+        <w:tc>
+          <w:tcPr>
+            <w:tcW w:w="0" w:type="auto"/>
+            <w:tcBorders>
+              <w:top w:val="single" w:sz="6" w:space="0" w:color="CCCCCC"/>
+              <w:left w:val="single" w:sz="6" w:space="0" w:color="CCCCCC"/>
+              <w:bottom w:val="single" w:sz="6" w:space="0" w:color="CCCCCC"/>
+              <w:right w:val="single" w:sz="6" w:space="0" w:color="CCCCCC"/>
+            </w:tcBorders>
+            <w:tcMar>
+              <w:top w:w="30" w:type="dxa"/>
+              <w:left w:w="45" w:type="dxa"/>
+              <w:bottom w:w="30" w:type="dxa"/>
+              <w:right w:w="45" w:type="dxa"/>
+            </w:tcMar>
+            <w:vAlign w:val="bottom"/>
+            <w:hideMark/>
+          </w:tcPr>
+          <w:p>
+            <w:pPr>
+              <w:spacing w:after="0" w:line="240" w:lineRule="auto"/>
+              <w:rPr>
+                <w:rFonts w:ascii="Times New Roman" w:eastAsia="Times New Roman" w:hAnsi="Times New Roman" w:cs="Times New Roman"/>
+                <w:sz w:val="20"/>
+                <w:szCs w:val="20"/>
+              </w:rPr>
+            </w:pPr>
+            <w:r>
+              <w:rPr>
+                <w:rFonts w:ascii="Times New Roman" w:eastAsia="Times New Roman" w:hAnsi="Times New Roman" w:cs="Times New Roman"/>
+                <w:sz w:val="20"/>
+                <w:szCs w:val="20"/>
+              </w:rPr>
+              <w:t>High</w:t>
+            </w:r>
+          </w:p>
+        </w:tc>
+        <w:tc>
+          <w:tcPr>
+            <w:tcW w:w="0" w:type="auto"/>
+            <w:tcBorders>
+              <w:top w:val="single" w:sz="6" w:space="0" w:color="CCCCCC"/>
+              <w:left w:val="single" w:sz="6" w:space="0" w:color="CCCCCC"/>
+              <w:bottom w:val="single" w:sz="6" w:space="0" w:color="CCCCCC"/>
+              <w:right w:val="single" w:sz="6" w:space="0" w:color="CCCCCC"/>
+            </w:tcBorders>
+            <w:tcMar>
+              <w:top w:w="30" w:type="dxa"/>
+              <w:left w:w="45" w:type="dxa"/>
+              <w:bottom w:w="30" w:type="dxa"/>
+              <w:right w:w="45" w:type="dxa"/>
+            </w:tcMar>
+            <w:vAlign w:val="bottom"/>
+            <w:hideMark/>
+          </w:tcPr>
+          <w:p>
+            <w:pPr>
+              <w:spacing w:after="0" w:line="240" w:lineRule="auto"/>
+              <w:rPr>
+                <w:rFonts w:ascii="Times New Roman" w:eastAsia="Times New Roman" w:hAnsi="Times New Roman" w:cs="Times New Roman"/>
+                <w:sz w:val="20"/>
+                <w:szCs w:val="20"/>
+              </w:rPr>
+            </w:pPr>
+            <w:r>
+              <w:rPr>
+                <w:rFonts w:ascii="Times New Roman" w:eastAsia="Times New Roman" w:hAnsi="Times New Roman" w:cs="Times New Roman"/>
+                <w:sz w:val="20"/>
+                <w:szCs w:val="20"/>
+              </w:rPr>
+              <w:t>NEW: Security edge case.</w:t>
             </w:r>
           </w:p>
         </w:tc>
@@ -2268,7 +2756,7 @@
                 <w:sz w:val="20"/>
                 <w:szCs w:val="20"/>
               </w:rPr>
-              <w:t>TC-006</w:t>
+              <w:t>TC-007</w:t>
             </w:r>
           </w:p>
         </w:tc>
@@ -2342,362 +2830,6 @@
                 <w:sz w:val="20"/>
                 <w:szCs w:val="20"/>
               </w:rPr>
-              <w:t>SQL Injection</w:t>
-            </w:r>
-          </w:p>
-        </w:tc>
-        <w:tc>
-          <w:tcPr>
-            <w:tcW w:w="0" w:type="auto"/>
-            <w:tcBorders>
-              <w:top w:val="single" w:sz="6" w:space="0" w:color="CCCCCC"/>
-              <w:left w:val="single" w:sz="6" w:space="0" w:color="CCCCCC"/>
-              <w:bottom w:val="single" w:sz="6" w:space="0" w:color="CCCCCC"/>
-              <w:right w:val="single" w:sz="6" w:space="0" w:color="CCCCCC"/>
-            </w:tcBorders>
-            <w:tcMar>
-              <w:top w:w="30" w:type="dxa"/>
-              <w:left w:w="45" w:type="dxa"/>
-              <w:bottom w:w="30" w:type="dxa"/>
-              <w:right w:w="45" w:type="dxa"/>
-            </w:tcMar>
-            <w:vAlign w:val="bottom"/>
-            <w:hideMark/>
-          </w:tcPr>
-          <w:p>
-            <w:pPr>
-              <w:spacing w:after="0" w:line="240" w:lineRule="auto"/>
-              <w:rPr>
-                <w:rFonts w:ascii="Times New Roman" w:eastAsia="Times New Roman" w:hAnsi="Times New Roman" w:cs="Times New Roman"/>
-                <w:sz w:val="20"/>
-                <w:szCs w:val="20"/>
-              </w:rPr>
-            </w:pPr>
-            <w:r>
-              <w:rPr>
-                <w:rFonts w:ascii="Times New Roman" w:eastAsia="Times New Roman" w:hAnsi="Times New Roman" w:cs="Times New Roman"/>
-                <w:sz w:val="20"/>
-                <w:szCs w:val="20"/>
-              </w:rPr>
-              <w:t>Prevent unauthorized DB access</w:t>
-            </w:r>
-          </w:p>
-        </w:tc>
-        <w:tc>
-          <w:tcPr>
-            <w:tcW w:w="0" w:type="auto"/>
-            <w:tcBorders>
-              <w:top w:val="single" w:sz="6" w:space="0" w:color="CCCCCC"/>
-              <w:left w:val="single" w:sz="6" w:space="0" w:color="CCCCCC"/>
-              <w:bottom w:val="single" w:sz="6" w:space="0" w:color="CCCCCC"/>
-              <w:right w:val="single" w:sz="6" w:space="0" w:color="CCCCCC"/>
-            </w:tcBorders>
-            <w:tcMar>
-              <w:top w:w="30" w:type="dxa"/>
-              <w:left w:w="45" w:type="dxa"/>
-              <w:bottom w:w="30" w:type="dxa"/>
-              <w:right w:w="45" w:type="dxa"/>
-            </w:tcMar>
-            <w:vAlign w:val="bottom"/>
-            <w:hideMark/>
-          </w:tcPr>
-          <w:p>
-            <w:pPr>
-              <w:spacing w:after="0" w:line="240" w:lineRule="auto"/>
-              <w:rPr>
-                <w:rFonts w:ascii="Times New Roman" w:eastAsia="Times New Roman" w:hAnsi="Times New Roman" w:cs="Times New Roman"/>
-                <w:sz w:val="20"/>
-                <w:szCs w:val="20"/>
-              </w:rPr>
-            </w:pPr>
-            <w:r>
-              <w:rPr>
-                <w:rFonts w:ascii="Times New Roman" w:eastAsia="Times New Roman" w:hAnsi="Times New Roman" w:cs="Times New Roman"/>
-                <w:sz w:val="20"/>
-                <w:szCs w:val="20"/>
-              </w:rPr>
-              <w:t>None</w:t>
-            </w:r>
-          </w:p>
-        </w:tc>
-        <w:tc>
-          <w:tcPr>
-            <w:tcW w:w="0" w:type="auto"/>
-            <w:tcBorders>
-              <w:top w:val="single" w:sz="6" w:space="0" w:color="CCCCCC"/>
-              <w:left w:val="single" w:sz="6" w:space="0" w:color="CCCCCC"/>
-              <w:bottom w:val="single" w:sz="6" w:space="0" w:color="CCCCCC"/>
-              <w:right w:val="single" w:sz="6" w:space="0" w:color="CCCCCC"/>
-            </w:tcBorders>
-            <w:tcMar>
-              <w:top w:w="30" w:type="dxa"/>
-              <w:left w:w="45" w:type="dxa"/>
-              <w:bottom w:w="30" w:type="dxa"/>
-              <w:right w:w="45" w:type="dxa"/>
-            </w:tcMar>
-            <w:vAlign w:val="bottom"/>
-            <w:hideMark/>
-          </w:tcPr>
-          <w:p>
-            <w:pPr>
-              <w:spacing w:after="0" w:line="240" w:lineRule="auto"/>
-              <w:rPr>
-                <w:rFonts w:ascii="Times New Roman" w:eastAsia="Times New Roman" w:hAnsi="Times New Roman" w:cs="Times New Roman"/>
-                <w:sz w:val="20"/>
-                <w:szCs w:val="20"/>
-              </w:rPr>
-            </w:pPr>
-            <w:r>
-              <w:rPr>
-                <w:rFonts w:ascii="Times New Roman" w:eastAsia="Times New Roman" w:hAnsi="Times New Roman" w:cs="Times New Roman"/>
-                <w:sz w:val="20"/>
-                <w:szCs w:val="20"/>
-              </w:rPr>
-              <w:t>1. Enter ' OR '1'='1</w:t>
-            </w:r>
-          </w:p>
-          <w:p>
-            <w:pPr>
-              <w:spacing w:after="0" w:line="240" w:lineRule="auto"/>
-              <w:rPr>
-                <w:rFonts w:ascii="Times New Roman" w:eastAsia="Times New Roman" w:hAnsi="Times New Roman" w:cs="Times New Roman"/>
-                <w:sz w:val="20"/>
-                <w:szCs w:val="20"/>
-              </w:rPr>
-            </w:pPr>
-            <w:r>
-              <w:rPr>
-                <w:rFonts w:ascii="Times New Roman" w:eastAsia="Times New Roman" w:hAnsi="Times New Roman" w:cs="Times New Roman"/>
-                <w:sz w:val="20"/>
-                <w:szCs w:val="20"/>
-              </w:rPr>
-              <w:t>2. Click login</w:t>
-            </w:r>
-          </w:p>
-        </w:tc>
-        <w:tc>
-          <w:tcPr>
-            <w:tcW w:w="0" w:type="auto"/>
-            <w:tcBorders>
-              <w:top w:val="single" w:sz="6" w:space="0" w:color="CCCCCC"/>
-              <w:left w:val="single" w:sz="6" w:space="0" w:color="CCCCCC"/>
-              <w:bottom w:val="single" w:sz="6" w:space="0" w:color="CCCCCC"/>
-              <w:right w:val="single" w:sz="6" w:space="0" w:color="CCCCCC"/>
-            </w:tcBorders>
-            <w:tcMar>
-              <w:top w:w="30" w:type="dxa"/>
-              <w:left w:w="45" w:type="dxa"/>
-              <w:bottom w:w="30" w:type="dxa"/>
-              <w:right w:w="45" w:type="dxa"/>
-            </w:tcMar>
-            <w:vAlign w:val="bottom"/>
-            <w:hideMark/>
-          </w:tcPr>
-          <w:p>
-            <w:pPr>
-              <w:spacing w:after="0" w:line="240" w:lineRule="auto"/>
-              <w:rPr>
-                <w:rFonts w:ascii="Times New Roman" w:eastAsia="Times New Roman" w:hAnsi="Times New Roman" w:cs="Times New Roman"/>
-                <w:sz w:val="20"/>
-                <w:szCs w:val="20"/>
-              </w:rPr>
-            </w:pPr>
-            <w:r>
-              <w:rPr>
-                <w:rFonts w:ascii="Times New Roman" w:eastAsia="Times New Roman" w:hAnsi="Times New Roman" w:cs="Times New Roman"/>
-                <w:sz w:val="20"/>
-                <w:szCs w:val="20"/>
-              </w:rPr>
-              <w:t>System rejects input; no access granted</w:t>
-            </w:r>
-          </w:p>
-        </w:tc>
-        <w:tc>
-          <w:tcPr>
-            <w:tcW w:w="0" w:type="auto"/>
-            <w:tcBorders>
-              <w:top w:val="single" w:sz="6" w:space="0" w:color="CCCCCC"/>
-              <w:left w:val="single" w:sz="6" w:space="0" w:color="CCCCCC"/>
-              <w:bottom w:val="single" w:sz="6" w:space="0" w:color="CCCCCC"/>
-              <w:right w:val="single" w:sz="6" w:space="0" w:color="CCCCCC"/>
-            </w:tcBorders>
-            <w:tcMar>
-              <w:top w:w="30" w:type="dxa"/>
-              <w:left w:w="45" w:type="dxa"/>
-              <w:bottom w:w="30" w:type="dxa"/>
-              <w:right w:w="45" w:type="dxa"/>
-            </w:tcMar>
-            <w:vAlign w:val="bottom"/>
-            <w:hideMark/>
-          </w:tcPr>
-          <w:p>
-            <w:pPr>
-              <w:spacing w:after="0" w:line="240" w:lineRule="auto"/>
-              <w:rPr>
-                <w:rFonts w:ascii="Times New Roman" w:eastAsia="Times New Roman" w:hAnsi="Times New Roman" w:cs="Times New Roman"/>
-                <w:sz w:val="20"/>
-                <w:szCs w:val="20"/>
-              </w:rPr>
-            </w:pPr>
-            <w:r>
-              <w:rPr>
-                <w:rFonts w:ascii="Times New Roman" w:eastAsia="Times New Roman" w:hAnsi="Times New Roman" w:cs="Times New Roman"/>
-                <w:sz w:val="20"/>
-                <w:szCs w:val="20"/>
-              </w:rPr>
-              <w:t>High</w:t>
-            </w:r>
-          </w:p>
-        </w:tc>
-        <w:tc>
-          <w:tcPr>
-            <w:tcW w:w="0" w:type="auto"/>
-            <w:tcBorders>
-              <w:top w:val="single" w:sz="6" w:space="0" w:color="CCCCCC"/>
-              <w:left w:val="single" w:sz="6" w:space="0" w:color="CCCCCC"/>
-              <w:bottom w:val="single" w:sz="6" w:space="0" w:color="CCCCCC"/>
-              <w:right w:val="single" w:sz="6" w:space="0" w:color="CCCCCC"/>
-            </w:tcBorders>
-            <w:tcMar>
-              <w:top w:w="30" w:type="dxa"/>
-              <w:left w:w="45" w:type="dxa"/>
-              <w:bottom w:w="30" w:type="dxa"/>
-              <w:right w:w="45" w:type="dxa"/>
-            </w:tcMar>
-            <w:vAlign w:val="bottom"/>
-            <w:hideMark/>
-          </w:tcPr>
-          <w:p>
-            <w:pPr>
-              <w:spacing w:after="0" w:line="240" w:lineRule="auto"/>
-              <w:rPr>
-                <w:rFonts w:ascii="Times New Roman" w:eastAsia="Times New Roman" w:hAnsi="Times New Roman" w:cs="Times New Roman"/>
-                <w:sz w:val="20"/>
-                <w:szCs w:val="20"/>
-              </w:rPr>
-            </w:pPr>
-            <w:r>
-              <w:rPr>
-                <w:rFonts w:ascii="Times New Roman" w:eastAsia="Times New Roman" w:hAnsi="Times New Roman" w:cs="Times New Roman"/>
-                <w:sz w:val="20"/>
-                <w:szCs w:val="20"/>
-              </w:rPr>
-              <w:t>NEW: Security edge case.</w:t>
-            </w:r>
-          </w:p>
-        </w:tc>
-      </w:tr>
-      <w:tr>
-        <w:trPr>
-          <w:trHeight w:val="315"/>
-        </w:trPr>
-        <w:tc>
-          <w:tcPr>
-            <w:tcW w:w="0" w:type="auto"/>
-            <w:tcBorders>
-              <w:top w:val="single" w:sz="6" w:space="0" w:color="CCCCCC"/>
-              <w:left w:val="single" w:sz="6" w:space="0" w:color="CCCCCC"/>
-              <w:bottom w:val="single" w:sz="6" w:space="0" w:color="CCCCCC"/>
-              <w:right w:val="single" w:sz="6" w:space="0" w:color="CCCCCC"/>
-            </w:tcBorders>
-            <w:tcMar>
-              <w:top w:w="30" w:type="dxa"/>
-              <w:left w:w="45" w:type="dxa"/>
-              <w:bottom w:w="30" w:type="dxa"/>
-              <w:right w:w="45" w:type="dxa"/>
-            </w:tcMar>
-            <w:vAlign w:val="bottom"/>
-            <w:hideMark/>
-          </w:tcPr>
-          <w:p>
-            <w:pPr>
-              <w:spacing w:after="0" w:line="240" w:lineRule="auto"/>
-              <w:rPr>
-                <w:rFonts w:ascii="Times New Roman" w:eastAsia="Times New Roman" w:hAnsi="Times New Roman" w:cs="Times New Roman"/>
-                <w:sz w:val="20"/>
-                <w:szCs w:val="20"/>
-              </w:rPr>
-            </w:pPr>
-            <w:r>
-              <w:rPr>
-                <w:rFonts w:ascii="Times New Roman" w:eastAsia="Times New Roman" w:hAnsi="Times New Roman" w:cs="Times New Roman"/>
-                <w:sz w:val="20"/>
-                <w:szCs w:val="20"/>
-              </w:rPr>
-              <w:t>TC-007</w:t>
-            </w:r>
-          </w:p>
-        </w:tc>
-        <w:tc>
-          <w:tcPr>
-            <w:tcW w:w="0" w:type="auto"/>
-            <w:tcBorders>
-              <w:top w:val="single" w:sz="6" w:space="0" w:color="CCCCCC"/>
-              <w:left w:val="single" w:sz="6" w:space="0" w:color="CCCCCC"/>
-              <w:bottom w:val="single" w:sz="6" w:space="0" w:color="CCCCCC"/>
-              <w:right w:val="single" w:sz="6" w:space="0" w:color="CCCCCC"/>
-            </w:tcBorders>
-            <w:tcMar>
-              <w:top w:w="30" w:type="dxa"/>
-              <w:left w:w="45" w:type="dxa"/>
-              <w:bottom w:w="30" w:type="dxa"/>
-              <w:right w:w="45" w:type="dxa"/>
-            </w:tcMar>
-            <w:vAlign w:val="bottom"/>
-            <w:hideMark/>
-          </w:tcPr>
-          <w:p>
-            <w:pPr>
-              <w:spacing w:after="0" w:line="240" w:lineRule="auto"/>
-              <w:rPr>
-                <w:rFonts w:ascii="Times New Roman" w:eastAsia="Times New Roman" w:hAnsi="Times New Roman" w:cs="Times New Roman"/>
-                <w:sz w:val="20"/>
-                <w:szCs w:val="20"/>
-              </w:rPr>
-            </w:pPr>
-            <w:r>
-              <w:rPr>
-                <w:rFonts w:ascii="Times New Roman" w:eastAsia="Times New Roman" w:hAnsi="Times New Roman" w:cs="Times New Roman"/>
-                <w:sz w:val="20"/>
-                <w:szCs w:val="20"/>
-              </w:rPr>
-              <w:t>REQ-001</w:t>
-            </w:r>
-          </w:p>
-        </w:tc>
-        <w:tc>
-          <w:tcPr>
-            <w:tcW w:w="0" w:type="auto"/>
-            <w:tcBorders>
-              <w:top w:val="single" w:sz="6" w:space="0" w:color="CCCCCC"/>
-              <w:left w:val="single" w:sz="6" w:space="0" w:color="CCCCCC"/>
-              <w:bottom w:val="single" w:sz="6" w:space="0" w:color="CCCCCC"/>
-              <w:right w:val="single" w:sz="6" w:space="0" w:color="CCCCCC"/>
-            </w:tcBorders>
-            <w:tcMar>
-              <w:top w:w="30" w:type="dxa"/>
-              <w:left w:w="45" w:type="dxa"/>
-              <w:bottom w:w="30" w:type="dxa"/>
-              <w:right w:w="45" w:type="dxa"/>
-            </w:tcMar>
-            <w:vAlign w:val="bottom"/>
-            <w:hideMark/>
-          </w:tcPr>
-          <w:p>
-            <w:pPr>
-              <w:spacing w:after="0" w:line="240" w:lineRule="auto"/>
-              <w:rPr>
-                <w:rFonts w:ascii="Times New Roman" w:eastAsia="Times New Roman" w:hAnsi="Times New Roman" w:cs="Times New Roman"/>
-                <w:sz w:val="20"/>
-                <w:szCs w:val="20"/>
-              </w:rPr>
-            </w:pPr>
-            <w:r>
-              <w:rPr>
-                <w:rFonts w:ascii="Times New Roman" w:eastAsia="Times New Roman" w:hAnsi="Times New Roman" w:cs="Times New Roman"/>
-                <w:sz w:val="20"/>
-                <w:szCs w:val="20"/>
-              </w:rPr>
               <w:t>Expired Password</w:t>
             </w:r>
           </w:p>
@@ -2821,8 +2953,6 @@
                 <w:szCs w:val="20"/>
               </w:rPr>
             </w:pPr>
-            <w:bookmarkStart w:id="0" w:name="_GoBack"/>
-            <w:bookmarkEnd w:id="0"/>
             <w:r>
               <w:rPr>
                 <w:rFonts w:ascii="Times New Roman" w:eastAsia="Times New Roman" w:hAnsi="Times New Roman" w:cs="Times New Roman"/>
@@ -2946,46 +3076,6 @@
         </w:tc>
       </w:tr>
     </w:tbl>
-    <w:p>
-      <w:pPr>
-        <w:rPr>
-          <w:rFonts w:ascii="Times New Roman" w:hAnsi="Times New Roman" w:cs="Times New Roman"/>
-          <w:b/>
-          <w:sz w:val="24"/>
-          <w:szCs w:val="24"/>
-        </w:rPr>
-      </w:pPr>
-    </w:p>
-    <w:p>
-      <w:pPr>
-        <w:rPr>
-          <w:rFonts w:ascii="Times New Roman" w:hAnsi="Times New Roman" w:cs="Times New Roman"/>
-          <w:b/>
-          <w:sz w:val="24"/>
-          <w:szCs w:val="24"/>
-        </w:rPr>
-      </w:pPr>
-    </w:p>
-    <w:p>
-      <w:pPr>
-        <w:rPr>
-          <w:rFonts w:ascii="Times New Roman" w:hAnsi="Times New Roman" w:cs="Times New Roman"/>
-          <w:b/>
-          <w:sz w:val="24"/>
-          <w:szCs w:val="24"/>
-        </w:rPr>
-      </w:pPr>
-    </w:p>
-    <w:p>
-      <w:pPr>
-        <w:rPr>
-          <w:rFonts w:ascii="Times New Roman" w:hAnsi="Times New Roman" w:cs="Times New Roman"/>
-          <w:b/>
-          <w:sz w:val="24"/>
-          <w:szCs w:val="24"/>
-        </w:rPr>
-      </w:pPr>
-    </w:p>
     <w:p>
       <w:pPr>
         <w:rPr>
@@ -4570,6 +4660,8 @@
           <w:szCs w:val="24"/>
         </w:rPr>
       </w:pPr>
+      <w:bookmarkStart w:id="0" w:name="_GoBack"/>
+      <w:bookmarkEnd w:id="0"/>
     </w:p>
     <w:p>
       <w:pPr>
@@ -4597,6 +4689,7 @@
     <w:p>
       <w:pPr>
         <w:spacing w:before="100" w:beforeAutospacing="1" w:after="100" w:afterAutospacing="1" w:line="240" w:lineRule="auto"/>
+        <w:jc w:val="both"/>
         <w:rPr>
           <w:rFonts w:ascii="Times New Roman" w:eastAsia="Times New Roman" w:hAnsi="Times New Roman" w:cs="Times New Roman"/>
           <w:sz w:val="24"/>
@@ -4611,16 +4704,17 @@
           <w:sz w:val="24"/>
           <w:szCs w:val="24"/>
         </w:rPr>
-        <w:t>Improvements &amp; Gaps:</w:t>
+        <w:t>Improvements &amp; Gaps</w:t>
       </w:r>
     </w:p>
     <w:p>
       <w:pPr>
         <w:numPr>
           <w:ilvl w:val="0"/>
-          <w:numId w:val="1"/>
+          <w:numId w:val="3"/>
         </w:numPr>
         <w:spacing w:before="100" w:beforeAutospacing="1" w:after="100" w:afterAutospacing="1" w:line="240" w:lineRule="auto"/>
+        <w:jc w:val="both"/>
         <w:rPr>
           <w:rFonts w:ascii="Times New Roman" w:eastAsia="Times New Roman" w:hAnsi="Times New Roman" w:cs="Times New Roman"/>
           <w:sz w:val="24"/>
@@ -4635,7 +4729,7 @@
           <w:sz w:val="24"/>
           <w:szCs w:val="24"/>
         </w:rPr>
-        <w:t>Document Consolidation:</w:t>
+        <w:t>Technical Precision:</w:t>
       </w:r>
       <w:r>
         <w:rPr>
@@ -4643,16 +4737,17 @@
           <w:sz w:val="24"/>
           <w:szCs w:val="24"/>
         </w:rPr>
-        <w:t xml:space="preserve"> I unified the test plan and traceability matrix into a single, cohesive master sheet to enhance visibility and applied distinct "Section" labels to eliminate ambiguity between functional testing steps and requirement mapping.</w:t>
+        <w:t xml:space="preserve"> I enhanced the test steps for malformed input cases to provide clear data sets for automated regression suites.</w:t>
       </w:r>
     </w:p>
     <w:p>
       <w:pPr>
         <w:numPr>
           <w:ilvl w:val="0"/>
-          <w:numId w:val="1"/>
+          <w:numId w:val="3"/>
         </w:numPr>
         <w:spacing w:before="100" w:beforeAutospacing="1" w:after="100" w:afterAutospacing="1" w:line="240" w:lineRule="auto"/>
+        <w:jc w:val="both"/>
         <w:rPr>
           <w:rFonts w:ascii="Times New Roman" w:eastAsia="Times New Roman" w:hAnsi="Times New Roman" w:cs="Times New Roman"/>
           <w:sz w:val="24"/>
@@ -4667,7 +4762,7 @@
           <w:sz w:val="24"/>
           <w:szCs w:val="24"/>
         </w:rPr>
-        <w:t>Security &amp; Lifecycle Gaps:</w:t>
+        <w:t>Security Infrastructure:</w:t>
       </w:r>
       <w:r>
         <w:rPr>
@@ -4675,72 +4770,17 @@
           <w:sz w:val="24"/>
           <w:szCs w:val="24"/>
         </w:rPr>
-        <w:t xml:space="preserve"> The baseline plan omitted high-priority security validations</w:t>
-      </w:r>
-      <w:r>
-        <w:rPr>
-          <w:rFonts w:ascii="Times New Roman" w:eastAsia="Times New Roman" w:hAnsi="Times New Roman" w:cs="Times New Roman"/>
-          <w:sz w:val="24"/>
-          <w:szCs w:val="24"/>
-        </w:rPr>
-        <w:t xml:space="preserve">; </w:t>
-      </w:r>
-      <w:r>
-        <w:rPr>
-          <w:rFonts w:ascii="Times New Roman" w:eastAsia="Times New Roman" w:hAnsi="Times New Roman" w:cs="Times New Roman"/>
-          <w:sz w:val="24"/>
-          <w:szCs w:val="24"/>
-        </w:rPr>
-        <w:t xml:space="preserve">specifically </w:t>
-      </w:r>
-      <w:r>
-        <w:rPr>
-          <w:rFonts w:ascii="Times New Roman" w:eastAsia="Times New Roman" w:hAnsi="Times New Roman" w:cs="Times New Roman"/>
-          <w:b/>
-          <w:bCs/>
-          <w:sz w:val="24"/>
-          <w:szCs w:val="24"/>
-        </w:rPr>
-        <w:t>SQL injection</w:t>
-      </w:r>
-      <w:r>
-        <w:rPr>
-          <w:rFonts w:ascii="Times New Roman" w:eastAsia="Times New Roman" w:hAnsi="Times New Roman" w:cs="Times New Roman"/>
-          <w:sz w:val="24"/>
-          <w:szCs w:val="24"/>
-        </w:rPr>
-        <w:t xml:space="preserve"> and </w:t>
-      </w:r>
-      <w:r>
-        <w:rPr>
-          <w:rFonts w:ascii="Times New Roman" w:eastAsia="Times New Roman" w:hAnsi="Times New Roman" w:cs="Times New Roman"/>
-          <w:b/>
-          <w:bCs/>
-          <w:sz w:val="24"/>
-          <w:szCs w:val="24"/>
-        </w:rPr>
-        <w:t>account lockout thresholds</w:t>
-      </w:r>
-      <w:r>
-        <w:rPr>
-          <w:rFonts w:ascii="Times New Roman" w:eastAsia="Times New Roman" w:hAnsi="Times New Roman" w:cs="Times New Roman"/>
-          <w:sz w:val="24"/>
-          <w:szCs w:val="24"/>
-        </w:rPr>
-        <w:t xml:space="preserve">, </w:t>
-      </w:r>
-      <w:r>
-        <w:rPr>
-          <w:rFonts w:ascii="Times New Roman" w:eastAsia="Times New Roman" w:hAnsi="Times New Roman" w:cs="Times New Roman"/>
-          <w:sz w:val="24"/>
-          <w:szCs w:val="24"/>
-        </w:rPr>
-        <w:t>which are non-negotiable standards for secure, banking-grade systems.</w:t>
+        <w:t xml:space="preserve"> I added specific environment preconditions for security testing to ensure that high-risk cases, like SQL injection, are monitored without compromising production data.</w:t>
       </w:r>
     </w:p>
     <w:p>
       <w:pPr>
+        <w:numPr>
+          <w:ilvl w:val="0"/>
+          <w:numId w:val="3"/>
+        </w:numPr>
         <w:spacing w:before="100" w:beforeAutospacing="1" w:after="100" w:afterAutospacing="1" w:line="240" w:lineRule="auto"/>
+        <w:jc w:val="both"/>
         <w:rPr>
           <w:rFonts w:ascii="Times New Roman" w:eastAsia="Times New Roman" w:hAnsi="Times New Roman" w:cs="Times New Roman"/>
           <w:sz w:val="24"/>
@@ -4755,16 +4795,21 @@
           <w:sz w:val="24"/>
           <w:szCs w:val="24"/>
         </w:rPr>
-        <w:t>Top Recommendations for QA Readiness:</w:t>
+        <w:t>Requirement Coverage:</w:t>
+      </w:r>
+      <w:r>
+        <w:rPr>
+          <w:rFonts w:ascii="Times New Roman" w:eastAsia="Times New Roman" w:hAnsi="Times New Roman" w:cs="Times New Roman"/>
+          <w:sz w:val="24"/>
+          <w:szCs w:val="24"/>
+        </w:rPr>
+        <w:t xml:space="preserve"> The Traceability Matrix now ensures 100% coverage of REQ-001 by including both standard functional paths and advanced security/lifecycle scenarios.</w:t>
       </w:r>
     </w:p>
     <w:p>
       <w:pPr>
-        <w:numPr>
-          <w:ilvl w:val="0"/>
-          <w:numId w:val="2"/>
-        </w:numPr>
         <w:spacing w:before="100" w:beforeAutospacing="1" w:after="100" w:afterAutospacing="1" w:line="240" w:lineRule="auto"/>
+        <w:jc w:val="both"/>
         <w:rPr>
           <w:rFonts w:ascii="Times New Roman" w:eastAsia="Times New Roman" w:hAnsi="Times New Roman" w:cs="Times New Roman"/>
           <w:sz w:val="24"/>
@@ -4779,24 +4824,17 @@
           <w:sz w:val="24"/>
           <w:szCs w:val="24"/>
         </w:rPr>
-        <w:t>String Standardization:</w:t>
-      </w:r>
-      <w:r>
-        <w:rPr>
-          <w:rFonts w:ascii="Times New Roman" w:eastAsia="Times New Roman" w:hAnsi="Times New Roman" w:cs="Times New Roman"/>
-          <w:sz w:val="24"/>
-          <w:szCs w:val="24"/>
-        </w:rPr>
-        <w:t xml:space="preserve"> Synchronize the "Expected Result" column with the exact character strings defined in the system’s backend to ensure automation scripts can accurately validate pass/fail states.</w:t>
+        <w:t>Top Recommendations for QA Readiness</w:t>
       </w:r>
     </w:p>
     <w:p>
       <w:pPr>
         <w:numPr>
           <w:ilvl w:val="0"/>
-          <w:numId w:val="2"/>
+          <w:numId w:val="4"/>
         </w:numPr>
         <w:spacing w:before="100" w:beforeAutospacing="1" w:after="100" w:afterAutospacing="1" w:line="240" w:lineRule="auto"/>
+        <w:jc w:val="both"/>
         <w:rPr>
           <w:rFonts w:ascii="Times New Roman" w:eastAsia="Times New Roman" w:hAnsi="Times New Roman" w:cs="Times New Roman"/>
           <w:sz w:val="24"/>
@@ -4811,7 +4849,7 @@
           <w:sz w:val="24"/>
           <w:szCs w:val="24"/>
         </w:rPr>
-        <w:t>Boundary &amp; Input Validation:</w:t>
+        <w:t>Environmental Parity:</w:t>
       </w:r>
       <w:r>
         <w:rPr>
@@ -4819,17 +4857,41 @@
           <w:sz w:val="24"/>
           <w:szCs w:val="24"/>
         </w:rPr>
-        <w:t xml:space="preserve"> Implement specific test steps to verify system stability when handling edge cases, such as excessively long email strings or special characters, to proactively prevent buffer overflows or system crashes.</w:t>
+        <w:t xml:space="preserve"> Ensure that the "non-production instance" mentioned in the preconditions exactly mirrors the production environment's database schema to ensure T-SQL validation accuracy.</w:t>
       </w:r>
     </w:p>
     <w:p>
       <w:pPr>
+        <w:numPr>
+          <w:ilvl w:val="0"/>
+          <w:numId w:val="4"/>
+        </w:numPr>
+        <w:spacing w:before="100" w:beforeAutospacing="1" w:after="100" w:afterAutospacing="1" w:line="240" w:lineRule="auto"/>
+        <w:jc w:val="both"/>
         <w:rPr>
-          <w:rFonts w:ascii="Times New Roman" w:hAnsi="Times New Roman" w:cs="Times New Roman"/>
+          <w:rFonts w:ascii="Times New Roman" w:eastAsia="Times New Roman" w:hAnsi="Times New Roman" w:cs="Times New Roman"/>
           <w:sz w:val="24"/>
           <w:szCs w:val="24"/>
         </w:rPr>
       </w:pPr>
+      <w:r>
+        <w:rPr>
+          <w:rFonts w:ascii="Times New Roman" w:eastAsia="Times New Roman" w:hAnsi="Times New Roman" w:cs="Times New Roman"/>
+          <w:b/>
+          <w:bCs/>
+          <w:sz w:val="24"/>
+          <w:szCs w:val="24"/>
+        </w:rPr>
+        <w:t>Automated Assertion Mapping:</w:t>
+      </w:r>
+      <w:r>
+        <w:rPr>
+          <w:rFonts w:ascii="Times New Roman" w:eastAsia="Times New Roman" w:hAnsi="Times New Roman" w:cs="Times New Roman"/>
+          <w:sz w:val="24"/>
+          <w:szCs w:val="24"/>
+        </w:rPr>
+        <w:t xml:space="preserve"> Finalize the synchronization of expected error strings (e.g., "Password expired") with the backend API response codes to facilitate seamless automated pass/fail reporting.</w:t>
+      </w:r>
     </w:p>
     <w:sectPr>
       <w:pgSz w:w="12240" w:h="15840"/>
@@ -4844,6 +4906,304 @@
 <file path=word/numbering.xml><?xml version="1.0" encoding="utf-8"?>
 <w:numbering xmlns:wpc="http://schemas.microsoft.com/office/word/2010/wordprocessingCanvas" xmlns:cx="http://schemas.microsoft.com/office/drawing/2014/chartex" xmlns:cx1="http://schemas.microsoft.com/office/drawing/2015/9/8/chartex" xmlns:cx2="http://schemas.microsoft.com/office/drawing/2015/10/21/chartex" xmlns:cx3="http://schemas.microsoft.com/office/drawing/2016/5/9/chartex" xmlns:cx4="http://schemas.microsoft.com/office/drawing/2016/5/10/chartex" xmlns:cx5="http://schemas.microsoft.com/office/drawing/2016/5/11/chartex" xmlns:cx6="http://schemas.microsoft.com/office/drawing/2016/5/12/chartex" xmlns:cx7="http://schemas.microsoft.com/office/drawing/2016/5/13/chartex" xmlns:cx8="http://schemas.microsoft.com/office/drawing/2016/5/14/chartex" xmlns:mc="http://schemas.openxmlformats.org/markup-compatibility/2006" xmlns:aink="http://schemas.microsoft.com/office/drawing/2016/ink" xmlns:am3d="http://schemas.microsoft.com/office/drawing/2017/model3d" xmlns:o="urn:schemas-microsoft-com:office:office" xmlns:r="http://schemas.openxmlformats.org/officeDocument/2006/relationships" xmlns:m="http://schemas.openxmlformats.org/officeDocument/2006/math" xmlns:v="urn:schemas-microsoft-com:vml" xmlns:wp14="http://schemas.microsoft.com/office/word/2010/wordprocessingDrawing" xmlns:wp="http://schemas.openxmlformats.org/drawingml/2006/wordprocessingDrawing" xmlns:w10="urn:schemas-microsoft-com:office:word" xmlns:w="http://schemas.openxmlformats.org/wordprocessingml/2006/main" xmlns:w14="http://schemas.microsoft.com/office/word/2010/wordml" xmlns:w15="http://schemas.microsoft.com/office/word/2012/wordml" xmlns:w16cid="http://schemas.microsoft.com/office/word/2016/wordml/cid" xmlns:w16se="http://schemas.microsoft.com/office/word/2015/wordml/symex" xmlns:wpg="http://schemas.microsoft.com/office/word/2010/wordprocessingGroup" xmlns:wpi="http://schemas.microsoft.com/office/word/2010/wordprocessingInk" xmlns:wne="http://schemas.microsoft.com/office/word/2006/wordml" xmlns:wps="http://schemas.microsoft.com/office/word/2010/wordprocessingShape" mc:Ignorable="w14 w15 w16se w16cid wp14">
   <w:abstractNum w:abstractNumId="0" w15:restartNumberingAfterBreak="0">
+    <w:nsid w:val="33DB04CC"/>
+    <w:multiLevelType w:val="multilevel"/>
+    <w:tmpl w:val="8F3A4D80"/>
+    <w:lvl w:ilvl="0">
+      <w:start w:val="1"/>
+      <w:numFmt w:val="bullet"/>
+      <w:lvlText w:val=""/>
+      <w:lvlJc w:val="left"/>
+      <w:pPr>
+        <w:tabs>
+          <w:tab w:val="num" w:pos="720"/>
+        </w:tabs>
+        <w:ind w:left="720" w:hanging="360"/>
+      </w:pPr>
+      <w:rPr>
+        <w:rFonts w:ascii="Symbol" w:hAnsi="Symbol" w:hint="default"/>
+        <w:sz w:val="20"/>
+      </w:rPr>
+    </w:lvl>
+    <w:lvl w:ilvl="1" w:tentative="1">
+      <w:start w:val="1"/>
+      <w:numFmt w:val="bullet"/>
+      <w:lvlText w:val="o"/>
+      <w:lvlJc w:val="left"/>
+      <w:pPr>
+        <w:tabs>
+          <w:tab w:val="num" w:pos="1440"/>
+        </w:tabs>
+        <w:ind w:left="1440" w:hanging="360"/>
+      </w:pPr>
+      <w:rPr>
+        <w:rFonts w:ascii="Courier New" w:hAnsi="Courier New" w:hint="default"/>
+        <w:sz w:val="20"/>
+      </w:rPr>
+    </w:lvl>
+    <w:lvl w:ilvl="2" w:tentative="1">
+      <w:start w:val="1"/>
+      <w:numFmt w:val="bullet"/>
+      <w:lvlText w:val=""/>
+      <w:lvlJc w:val="left"/>
+      <w:pPr>
+        <w:tabs>
+          <w:tab w:val="num" w:pos="2160"/>
+        </w:tabs>
+        <w:ind w:left="2160" w:hanging="360"/>
+      </w:pPr>
+      <w:rPr>
+        <w:rFonts w:ascii="Wingdings" w:hAnsi="Wingdings" w:hint="default"/>
+        <w:sz w:val="20"/>
+      </w:rPr>
+    </w:lvl>
+    <w:lvl w:ilvl="3" w:tentative="1">
+      <w:start w:val="1"/>
+      <w:numFmt w:val="bullet"/>
+      <w:lvlText w:val=""/>
+      <w:lvlJc w:val="left"/>
+      <w:pPr>
+        <w:tabs>
+          <w:tab w:val="num" w:pos="2880"/>
+        </w:tabs>
+        <w:ind w:left="2880" w:hanging="360"/>
+      </w:pPr>
+      <w:rPr>
+        <w:rFonts w:ascii="Wingdings" w:hAnsi="Wingdings" w:hint="default"/>
+        <w:sz w:val="20"/>
+      </w:rPr>
+    </w:lvl>
+    <w:lvl w:ilvl="4" w:tentative="1">
+      <w:start w:val="1"/>
+      <w:numFmt w:val="bullet"/>
+      <w:lvlText w:val=""/>
+      <w:lvlJc w:val="left"/>
+      <w:pPr>
+        <w:tabs>
+          <w:tab w:val="num" w:pos="3600"/>
+        </w:tabs>
+        <w:ind w:left="3600" w:hanging="360"/>
+      </w:pPr>
+      <w:rPr>
+        <w:rFonts w:ascii="Wingdings" w:hAnsi="Wingdings" w:hint="default"/>
+        <w:sz w:val="20"/>
+      </w:rPr>
+    </w:lvl>
+    <w:lvl w:ilvl="5" w:tentative="1">
+      <w:start w:val="1"/>
+      <w:numFmt w:val="bullet"/>
+      <w:lvlText w:val=""/>
+      <w:lvlJc w:val="left"/>
+      <w:pPr>
+        <w:tabs>
+          <w:tab w:val="num" w:pos="4320"/>
+        </w:tabs>
+        <w:ind w:left="4320" w:hanging="360"/>
+      </w:pPr>
+      <w:rPr>
+        <w:rFonts w:ascii="Wingdings" w:hAnsi="Wingdings" w:hint="default"/>
+        <w:sz w:val="20"/>
+      </w:rPr>
+    </w:lvl>
+    <w:lvl w:ilvl="6" w:tentative="1">
+      <w:start w:val="1"/>
+      <w:numFmt w:val="bullet"/>
+      <w:lvlText w:val=""/>
+      <w:lvlJc w:val="left"/>
+      <w:pPr>
+        <w:tabs>
+          <w:tab w:val="num" w:pos="5040"/>
+        </w:tabs>
+        <w:ind w:left="5040" w:hanging="360"/>
+      </w:pPr>
+      <w:rPr>
+        <w:rFonts w:ascii="Wingdings" w:hAnsi="Wingdings" w:hint="default"/>
+        <w:sz w:val="20"/>
+      </w:rPr>
+    </w:lvl>
+    <w:lvl w:ilvl="7" w:tentative="1">
+      <w:start w:val="1"/>
+      <w:numFmt w:val="bullet"/>
+      <w:lvlText w:val=""/>
+      <w:lvlJc w:val="left"/>
+      <w:pPr>
+        <w:tabs>
+          <w:tab w:val="num" w:pos="5760"/>
+        </w:tabs>
+        <w:ind w:left="5760" w:hanging="360"/>
+      </w:pPr>
+      <w:rPr>
+        <w:rFonts w:ascii="Wingdings" w:hAnsi="Wingdings" w:hint="default"/>
+        <w:sz w:val="20"/>
+      </w:rPr>
+    </w:lvl>
+    <w:lvl w:ilvl="8" w:tentative="1">
+      <w:start w:val="1"/>
+      <w:numFmt w:val="bullet"/>
+      <w:lvlText w:val=""/>
+      <w:lvlJc w:val="left"/>
+      <w:pPr>
+        <w:tabs>
+          <w:tab w:val="num" w:pos="6480"/>
+        </w:tabs>
+        <w:ind w:left="6480" w:hanging="360"/>
+      </w:pPr>
+      <w:rPr>
+        <w:rFonts w:ascii="Wingdings" w:hAnsi="Wingdings" w:hint="default"/>
+        <w:sz w:val="20"/>
+      </w:rPr>
+    </w:lvl>
+  </w:abstractNum>
+  <w:abstractNum w:abstractNumId="1" w15:restartNumberingAfterBreak="0">
+    <w:nsid w:val="53110B27"/>
+    <w:multiLevelType w:val="multilevel"/>
+    <w:tmpl w:val="EC949920"/>
+    <w:lvl w:ilvl="0">
+      <w:start w:val="1"/>
+      <w:numFmt w:val="bullet"/>
+      <w:lvlText w:val=""/>
+      <w:lvlJc w:val="left"/>
+      <w:pPr>
+        <w:tabs>
+          <w:tab w:val="num" w:pos="720"/>
+        </w:tabs>
+        <w:ind w:left="720" w:hanging="360"/>
+      </w:pPr>
+      <w:rPr>
+        <w:rFonts w:ascii="Symbol" w:hAnsi="Symbol" w:hint="default"/>
+        <w:sz w:val="20"/>
+      </w:rPr>
+    </w:lvl>
+    <w:lvl w:ilvl="1" w:tentative="1">
+      <w:start w:val="1"/>
+      <w:numFmt w:val="bullet"/>
+      <w:lvlText w:val="o"/>
+      <w:lvlJc w:val="left"/>
+      <w:pPr>
+        <w:tabs>
+          <w:tab w:val="num" w:pos="1440"/>
+        </w:tabs>
+        <w:ind w:left="1440" w:hanging="360"/>
+      </w:pPr>
+      <w:rPr>
+        <w:rFonts w:ascii="Courier New" w:hAnsi="Courier New" w:hint="default"/>
+        <w:sz w:val="20"/>
+      </w:rPr>
+    </w:lvl>
+    <w:lvl w:ilvl="2" w:tentative="1">
+      <w:start w:val="1"/>
+      <w:numFmt w:val="bullet"/>
+      <w:lvlText w:val=""/>
+      <w:lvlJc w:val="left"/>
+      <w:pPr>
+        <w:tabs>
+          <w:tab w:val="num" w:pos="2160"/>
+        </w:tabs>
+        <w:ind w:left="2160" w:hanging="360"/>
+      </w:pPr>
+      <w:rPr>
+        <w:rFonts w:ascii="Wingdings" w:hAnsi="Wingdings" w:hint="default"/>
+        <w:sz w:val="20"/>
+      </w:rPr>
+    </w:lvl>
+    <w:lvl w:ilvl="3" w:tentative="1">
+      <w:start w:val="1"/>
+      <w:numFmt w:val="bullet"/>
+      <w:lvlText w:val=""/>
+      <w:lvlJc w:val="left"/>
+      <w:pPr>
+        <w:tabs>
+          <w:tab w:val="num" w:pos="2880"/>
+        </w:tabs>
+        <w:ind w:left="2880" w:hanging="360"/>
+      </w:pPr>
+      <w:rPr>
+        <w:rFonts w:ascii="Wingdings" w:hAnsi="Wingdings" w:hint="default"/>
+        <w:sz w:val="20"/>
+      </w:rPr>
+    </w:lvl>
+    <w:lvl w:ilvl="4" w:tentative="1">
+      <w:start w:val="1"/>
+      <w:numFmt w:val="bullet"/>
+      <w:lvlText w:val=""/>
+      <w:lvlJc w:val="left"/>
+      <w:pPr>
+        <w:tabs>
+          <w:tab w:val="num" w:pos="3600"/>
+        </w:tabs>
+        <w:ind w:left="3600" w:hanging="360"/>
+      </w:pPr>
+      <w:rPr>
+        <w:rFonts w:ascii="Wingdings" w:hAnsi="Wingdings" w:hint="default"/>
+        <w:sz w:val="20"/>
+      </w:rPr>
+    </w:lvl>
+    <w:lvl w:ilvl="5" w:tentative="1">
+      <w:start w:val="1"/>
+      <w:numFmt w:val="bullet"/>
+      <w:lvlText w:val=""/>
+      <w:lvlJc w:val="left"/>
+      <w:pPr>
+        <w:tabs>
+          <w:tab w:val="num" w:pos="4320"/>
+        </w:tabs>
+        <w:ind w:left="4320" w:hanging="360"/>
+      </w:pPr>
+      <w:rPr>
+        <w:rFonts w:ascii="Wingdings" w:hAnsi="Wingdings" w:hint="default"/>
+        <w:sz w:val="20"/>
+      </w:rPr>
+    </w:lvl>
+    <w:lvl w:ilvl="6" w:tentative="1">
+      <w:start w:val="1"/>
+      <w:numFmt w:val="bullet"/>
+      <w:lvlText w:val=""/>
+      <w:lvlJc w:val="left"/>
+      <w:pPr>
+        <w:tabs>
+          <w:tab w:val="num" w:pos="5040"/>
+        </w:tabs>
+        <w:ind w:left="5040" w:hanging="360"/>
+      </w:pPr>
+      <w:rPr>
+        <w:rFonts w:ascii="Wingdings" w:hAnsi="Wingdings" w:hint="default"/>
+        <w:sz w:val="20"/>
+      </w:rPr>
+    </w:lvl>
+    <w:lvl w:ilvl="7" w:tentative="1">
+      <w:start w:val="1"/>
+      <w:numFmt w:val="bullet"/>
+      <w:lvlText w:val=""/>
+      <w:lvlJc w:val="left"/>
+      <w:pPr>
+        <w:tabs>
+          <w:tab w:val="num" w:pos="5760"/>
+        </w:tabs>
+        <w:ind w:left="5760" w:hanging="360"/>
+      </w:pPr>
+      <w:rPr>
+        <w:rFonts w:ascii="Wingdings" w:hAnsi="Wingdings" w:hint="default"/>
+        <w:sz w:val="20"/>
+      </w:rPr>
+    </w:lvl>
+    <w:lvl w:ilvl="8" w:tentative="1">
+      <w:start w:val="1"/>
+      <w:numFmt w:val="bullet"/>
+      <w:lvlText w:val=""/>
+      <w:lvlJc w:val="left"/>
+      <w:pPr>
+        <w:tabs>
+          <w:tab w:val="num" w:pos="6480"/>
+        </w:tabs>
+        <w:ind w:left="6480" w:hanging="360"/>
+      </w:pPr>
+      <w:rPr>
+        <w:rFonts w:ascii="Wingdings" w:hAnsi="Wingdings" w:hint="default"/>
+        <w:sz w:val="20"/>
+      </w:rPr>
+    </w:lvl>
+  </w:abstractNum>
+  <w:abstractNum w:abstractNumId="2" w15:restartNumberingAfterBreak="0">
     <w:nsid w:val="69011837"/>
     <w:multiLevelType w:val="multilevel"/>
     <w:tmpl w:val="3FFC3AA8"/>
@@ -4992,7 +5352,7 @@
       </w:rPr>
     </w:lvl>
   </w:abstractNum>
-  <w:abstractNum w:abstractNumId="1" w15:restartNumberingAfterBreak="0">
+  <w:abstractNum w:abstractNumId="3" w15:restartNumberingAfterBreak="0">
     <w:nsid w:val="73F2580E"/>
     <w:multiLevelType w:val="multilevel"/>
     <w:tmpl w:val="99FCD74A"/>
@@ -5142,10 +5502,16 @@
     </w:lvl>
   </w:abstractNum>
   <w:num w:numId="1">
-    <w:abstractNumId w:val="1"/>
+    <w:abstractNumId w:val="3"/>
   </w:num>
   <w:num w:numId="2">
+    <w:abstractNumId w:val="2"/>
+  </w:num>
+  <w:num w:numId="3">
     <w:abstractNumId w:val="0"/>
+  </w:num>
+  <w:num w:numId="4">
+    <w:abstractNumId w:val="1"/>
   </w:num>
 </w:numbering>
 </file>
@@ -5570,7 +5936,6 @@
   <w:style w:type="character" w:default="1" w:styleId="DefaultParagraphFont">
     <w:name w:val="Default Paragraph Font"/>
     <w:uiPriority w:val="1"/>
-    <w:semiHidden/>
     <w:unhideWhenUsed/>
   </w:style>
   <w:style w:type="table" w:default="1" w:styleId="TableNormal">
@@ -5643,6 +6008,54 @@
     <w:name w:val="citation-202"/>
     <w:basedOn w:val="DefaultParagraphFont"/>
     <w:rsid w:val="008C58BC"/>
+  </w:style>
+  <w:style w:type="character" w:styleId="Hyperlink">
+    <w:name w:val="Hyperlink"/>
+    <w:basedOn w:val="DefaultParagraphFont"/>
+    <w:uiPriority w:val="99"/>
+    <w:unhideWhenUsed/>
+    <w:rsid w:val="00E40D84"/>
+    <w:rPr>
+      <w:color w:val="0563C1" w:themeColor="hyperlink"/>
+      <w:u w:val="single"/>
+    </w:rPr>
+  </w:style>
+  <w:style w:type="character" w:styleId="UnresolvedMention">
+    <w:name w:val="Unresolved Mention"/>
+    <w:basedOn w:val="DefaultParagraphFont"/>
+    <w:uiPriority w:val="99"/>
+    <w:semiHidden/>
+    <w:unhideWhenUsed/>
+    <w:rsid w:val="00E40D84"/>
+    <w:rPr>
+      <w:color w:val="605E5C"/>
+      <w:shd w:val="clear" w:color="auto" w:fill="E1DFDD"/>
+    </w:rPr>
+  </w:style>
+  <w:style w:type="character" w:customStyle="1" w:styleId="citation-480">
+    <w:name w:val="citation-480"/>
+    <w:basedOn w:val="DefaultParagraphFont"/>
+    <w:rsid w:val="00E72798"/>
+  </w:style>
+  <w:style w:type="character" w:customStyle="1" w:styleId="citation-479">
+    <w:name w:val="citation-479"/>
+    <w:basedOn w:val="DefaultParagraphFont"/>
+    <w:rsid w:val="00E72798"/>
+  </w:style>
+  <w:style w:type="character" w:customStyle="1" w:styleId="citation-478">
+    <w:name w:val="citation-478"/>
+    <w:basedOn w:val="DefaultParagraphFont"/>
+    <w:rsid w:val="00E72798"/>
+  </w:style>
+  <w:style w:type="character" w:customStyle="1" w:styleId="citation-477">
+    <w:name w:val="citation-477"/>
+    <w:basedOn w:val="DefaultParagraphFont"/>
+    <w:rsid w:val="00E72798"/>
+  </w:style>
+  <w:style w:type="character" w:customStyle="1" w:styleId="citation-476">
+    <w:name w:val="citation-476"/>
+    <w:basedOn w:val="DefaultParagraphFont"/>
+    <w:rsid w:val="00E72798"/>
   </w:style>
 </w:styles>
 </file>
